--- a/amidar-defense/כתב הגנה - כתב טענות בלבד.docx
+++ b/amidar-defense/כתב הגנה - כתב טענות בלבד.docx
@@ -667,7 +667,7 @@
           <w:szCs w:val="24"/>
           <w:rtl/>
         </w:rPr>
-        <w:t xml:space="preserve"> התובעת מציינת בכתב תביעתה כי תלויה ועומדת נגד הנתבעת תביעה לסילוק יד, ת"א 12718-06-26, "בגין אותה מסכת עובדתית". תקנות 24 ו-25(ב) לתקנות סדר הדין האזרחי, התשע"ט-2018 מחייבות לכלול בכתב תביעה אחד את כל העילות והסעדים בשל אותה מסכת עובדתית, זולת אם ניתנה רשות לפיצול; רשות כזו לא נטענה ולא הוצגה, ואף ההחלטה על איחוד הדיון אין בה משום רשות בדיעבד. דין התביעה להימחק.</w:t>
+        <w:t xml:space="preserve"> התובעת מציינת בכתב תביעתה כי תלויה ועומדת נגד הנתבעת תביעה לסילוק יד, ת"א 12718-06-26, "בגין אותה מסכת עובדתית", וכי ניתנה החלטה על איחוד הדיון בין ההליכים.</w:t>
       </w:r>
     </w:p>
     <w:p>
@@ -692,6 +692,52 @@
           <w:rtl/>
         </w:rPr>
         <w:t xml:space="preserve">2.</w:t>
+      </w:r>
+      <w:r>
+        <w:rPr>
+          <w:rFonts w:ascii="David" w:cs="David" w:eastAsia="David" w:hAnsi="David"/>
+          <w:sz w:val="24"/>
+          <w:szCs w:val="24"/>
+          <w:rtl/>
+        </w:rPr>
+        <w:tab/>
+      </w:r>
+      <w:r>
+        <w:rPr>
+          <w:rFonts w:ascii="David" w:cs="David" w:eastAsia="David" w:hAnsi="David"/>
+          <w:b w:val="false"/>
+          <w:bCs w:val="false"/>
+          <w:i w:val="false"/>
+          <w:iCs w:val="false"/>
+          <w:sz w:val="24"/>
+          <w:szCs w:val="24"/>
+          <w:rtl/>
+        </w:rPr>
+        <w:t xml:space="preserve">תקנות 24 ו-25(ב) לתקנות מחייבות לכלול בכתב תביעה אחד את כל העילות והסעדים בשל אותה מסכת עובדתית, זולת אם ניתנה רשות לפיצול. רשות כזו לא נטענה ולא הוצגה, ובהחלטת האיחוד אין רשות בדיעבד; דין התביעה להימחק.</w:t>
+      </w:r>
+    </w:p>
+    <w:p>
+      <w:pPr>
+        <w:tabs>
+          <w:tab w:val="start" w:pos="480"/>
+        </w:tabs>
+        <w:bidi/>
+        <w:spacing w:after="45" w:line="360" w:lineRule="auto"/>
+        <w:ind w:start="480" w:hanging="480"/>
+        <w:jc w:val="both"/>
+      </w:pPr>
+      <w:r>
+        <w:rPr>
+          <w:rFonts w:ascii="David" w:cs="David" w:eastAsia="David" w:hAnsi="David"/>
+          <w:b w:val="false"/>
+          <w:bCs w:val="false"/>
+          <w:i w:val="false"/>
+          <w:iCs w:val="false"/>
+          <w:sz w:val="24"/>
+          <w:szCs w:val="24"/>
+          <w:rtl/>
+        </w:rPr>
+        <w:t xml:space="preserve">3.</w:t>
       </w:r>
       <w:r>
         <w:rPr>
@@ -750,7 +796,7 @@
           <w:szCs w:val="24"/>
           <w:rtl/>
         </w:rPr>
-        <w:t xml:space="preserve">3.</w:t>
+        <w:t xml:space="preserve">4.</w:t>
       </w:r>
       <w:r>
         <w:rPr>
@@ -785,53 +831,7 @@
           <w:szCs w:val="24"/>
           <w:rtl/>
         </w:rPr>
-        <w:t xml:space="preserve"> היא בתו של הדייר החוזי, מר מנבר וונדימאג'ן ז"ל, שהתגורר בדירה מיום 8.8.1996 ועד לפטירתו ביום 16.2.2024. הנתבעת גדלה בדירה והתגוררה בה מילדותה, לרבות ביום 1.8.2009 וברציפות עד לשנת 2019, שבה שכרה דירה בסמוך על רקע מתח שנתגלע בינה לבין אביה.</w:t>
-      </w:r>
-    </w:p>
-    <w:p>
-      <w:pPr>
-        <w:tabs>
-          <w:tab w:val="start" w:pos="480"/>
-        </w:tabs>
-        <w:bidi/>
-        <w:spacing w:after="45" w:line="360" w:lineRule="auto"/>
-        <w:ind w:start="480" w:hanging="480"/>
-        <w:jc w:val="both"/>
-      </w:pPr>
-      <w:r>
-        <w:rPr>
-          <w:rFonts w:ascii="David" w:cs="David" w:eastAsia="David" w:hAnsi="David"/>
-          <w:b w:val="false"/>
-          <w:bCs w:val="false"/>
-          <w:i w:val="false"/>
-          <w:iCs w:val="false"/>
-          <w:sz w:val="24"/>
-          <w:szCs w:val="24"/>
-          <w:rtl/>
-        </w:rPr>
-        <w:t xml:space="preserve">4.</w:t>
-      </w:r>
-      <w:r>
-        <w:rPr>
-          <w:rFonts w:ascii="David" w:cs="David" w:eastAsia="David" w:hAnsi="David"/>
-          <w:sz w:val="24"/>
-          <w:szCs w:val="24"/>
-          <w:rtl/>
-        </w:rPr>
-        <w:tab/>
-      </w:r>
-      <w:r>
-        <w:rPr>
-          <w:rFonts w:ascii="David" w:cs="David" w:eastAsia="David" w:hAnsi="David"/>
-          <w:b w:val="false"/>
-          <w:bCs w:val="false"/>
-          <w:i w:val="false"/>
-          <w:iCs w:val="false"/>
-          <w:sz w:val="24"/>
-          <w:szCs w:val="24"/>
-          <w:rtl/>
-        </w:rPr>
-        <w:t xml:space="preserve">בסמוך לחודש דצמבר 2023 שבה אל הדירה כדי לסעוד את אביה עד לפטירתו, ומאז היא מתגוררת בה, והדירה היא ביתה היחיד. מי שאלה נסיבות כניסתה אינה "פולשת", ולכל היותר עסקינן בבת-רשות.</w:t>
+        <w:t xml:space="preserve"> היא בתו של הדייר החוזי, מר מנבר וונדימאג'ן ז"ל, שהתגורר בדירה מיום 8.8.1996 ועד לפטירתו ביום 16.2.2024. הנתבעת גדלה בדירה ושבה אליה בסמוך לדצמבר 2023 כדי לסעוד את אביה עד לפטירתו.</w:t>
       </w:r>
     </w:p>
     <w:p>
@@ -877,7 +877,7 @@
           <w:szCs w:val="24"/>
           <w:rtl/>
         </w:rPr>
-        <w:t xml:space="preserve">לחלופין תטען הנתבעת כי היא "דייר ממשיך" כהגדרתו בסעיף 1 לחוק זכויות הדייר בדיור הציבורי, התשנ"ח-1998; ולעניין הוראת המעבר, התנאי שהתובעת עצמה הציבה בראש טבלת ביקורי המעגל שבנספח 4 הוא "ביקורי מעגל לדייר הממשיך מתאריך 1.8.09 ועד מועד הבקשה ולא פחות מ-4 שנות מגורים רצופות", והנתבעת התגוררה בדירה מיום 1.8.2009 וברציפות כעשר שנים. מכל מקום, שאלת מגוריה לא נבדקה מעולם ומקומה להתברר בראיות.</w:t>
+        <w:t xml:space="preserve">מאז היא מתגוררת בדירה, שהיא ביתה היחיד. מי שאלה נסיבות כניסתה אינה "פולשת", ולכל היותר עסקינן בבת-רשות.</w:t>
       </w:r>
     </w:p>
     <w:p>
@@ -902,6 +902,144 @@
           <w:rtl/>
         </w:rPr>
         <w:t xml:space="preserve">6.</w:t>
+      </w:r>
+      <w:r>
+        <w:rPr>
+          <w:rFonts w:ascii="David" w:cs="David" w:eastAsia="David" w:hAnsi="David"/>
+          <w:sz w:val="24"/>
+          <w:szCs w:val="24"/>
+          <w:rtl/>
+        </w:rPr>
+        <w:tab/>
+      </w:r>
+      <w:r>
+        <w:rPr>
+          <w:rFonts w:ascii="David" w:cs="David" w:eastAsia="David" w:hAnsi="David"/>
+          <w:b w:val="false"/>
+          <w:bCs w:val="false"/>
+          <w:i w:val="false"/>
+          <w:iCs w:val="false"/>
+          <w:sz w:val="24"/>
+          <w:szCs w:val="24"/>
+          <w:rtl/>
+        </w:rPr>
+        <w:t xml:space="preserve">לחלופין תטען הנתבעת כי היא "דייר ממשיך" כהגדרתו בסעיף 1 לחוק זכויות הדייר בדיור הציבורי, התשנ"ח-1998, וכי מתקיים בה תנאי הוראת המעבר, שבגדרה מוסיף לחול עליה נוסחו הקודם של סעיף 3 לחוק.</w:t>
+      </w:r>
+    </w:p>
+    <w:p>
+      <w:pPr>
+        <w:tabs>
+          <w:tab w:val="start" w:pos="480"/>
+        </w:tabs>
+        <w:bidi/>
+        <w:spacing w:after="45" w:line="360" w:lineRule="auto"/>
+        <w:ind w:start="480" w:hanging="480"/>
+        <w:jc w:val="both"/>
+      </w:pPr>
+      <w:r>
+        <w:rPr>
+          <w:rFonts w:ascii="David" w:cs="David" w:eastAsia="David" w:hAnsi="David"/>
+          <w:b w:val="false"/>
+          <w:bCs w:val="false"/>
+          <w:i w:val="false"/>
+          <w:iCs w:val="false"/>
+          <w:sz w:val="24"/>
+          <w:szCs w:val="24"/>
+          <w:rtl/>
+        </w:rPr>
+        <w:t xml:space="preserve">7.</w:t>
+      </w:r>
+      <w:r>
+        <w:rPr>
+          <w:rFonts w:ascii="David" w:cs="David" w:eastAsia="David" w:hAnsi="David"/>
+          <w:sz w:val="24"/>
+          <w:szCs w:val="24"/>
+          <w:rtl/>
+        </w:rPr>
+        <w:tab/>
+      </w:r>
+      <w:r>
+        <w:rPr>
+          <w:rFonts w:ascii="David" w:cs="David" w:eastAsia="David" w:hAnsi="David"/>
+          <w:b w:val="false"/>
+          <w:bCs w:val="false"/>
+          <w:i w:val="false"/>
+          <w:iCs w:val="false"/>
+          <w:sz w:val="24"/>
+          <w:szCs w:val="24"/>
+          <w:rtl/>
+        </w:rPr>
+        <w:t xml:space="preserve">ודוק, זהו התנאי שהתובעת עצמה הציבה בראש טבלת ביקורי המעגל שבנספח 4: "ביקורי מעגל לדייר הממשיך מתאריך 1.8.09 ועד מועד הבקשה ולא פחות מ-4 שנות מגורים רצופות". הנתבעת התגוררה בדירה מיום 1.8.2009 וברציפות כעשר שנים.</w:t>
+      </w:r>
+    </w:p>
+    <w:p>
+      <w:pPr>
+        <w:tabs>
+          <w:tab w:val="start" w:pos="480"/>
+        </w:tabs>
+        <w:bidi/>
+        <w:spacing w:after="45" w:line="360" w:lineRule="auto"/>
+        <w:ind w:start="480" w:hanging="480"/>
+        <w:jc w:val="both"/>
+      </w:pPr>
+      <w:r>
+        <w:rPr>
+          <w:rFonts w:ascii="David" w:cs="David" w:eastAsia="David" w:hAnsi="David"/>
+          <w:b w:val="false"/>
+          <w:bCs w:val="false"/>
+          <w:i w:val="false"/>
+          <w:iCs w:val="false"/>
+          <w:sz w:val="24"/>
+          <w:szCs w:val="24"/>
+          <w:rtl/>
+        </w:rPr>
+        <w:t xml:space="preserve">8.</w:t>
+      </w:r>
+      <w:r>
+        <w:rPr>
+          <w:rFonts w:ascii="David" w:cs="David" w:eastAsia="David" w:hAnsi="David"/>
+          <w:sz w:val="24"/>
+          <w:szCs w:val="24"/>
+          <w:rtl/>
+        </w:rPr>
+        <w:tab/>
+      </w:r>
+      <w:r>
+        <w:rPr>
+          <w:rFonts w:ascii="David" w:cs="David" w:eastAsia="David" w:hAnsi="David"/>
+          <w:b w:val="false"/>
+          <w:bCs w:val="false"/>
+          <w:i w:val="false"/>
+          <w:iCs w:val="false"/>
+          <w:sz w:val="24"/>
+          <w:szCs w:val="24"/>
+          <w:rtl/>
+        </w:rPr>
+        <w:t xml:space="preserve">ומכל מקום, שאלת מגוריה לא נבדקה מעולם ומקומה להתברר בראיות.</w:t>
+      </w:r>
+    </w:p>
+    <w:p>
+      <w:pPr>
+        <w:tabs>
+          <w:tab w:val="start" w:pos="480"/>
+        </w:tabs>
+        <w:bidi/>
+        <w:spacing w:after="45" w:line="360" w:lineRule="auto"/>
+        <w:ind w:start="480" w:hanging="480"/>
+        <w:jc w:val="both"/>
+      </w:pPr>
+      <w:r>
+        <w:rPr>
+          <w:rFonts w:ascii="David" w:cs="David" w:eastAsia="David" w:hAnsi="David"/>
+          <w:b w:val="false"/>
+          <w:bCs w:val="false"/>
+          <w:i w:val="false"/>
+          <w:iCs w:val="false"/>
+          <w:sz w:val="24"/>
+          <w:szCs w:val="24"/>
+          <w:rtl/>
+        </w:rPr>
+        <w:t xml:space="preserve">9.</w:t>
       </w:r>
       <w:r>
         <w:rPr>
@@ -936,77 +1074,77 @@
           <w:szCs w:val="24"/>
           <w:rtl/>
         </w:rPr>
-        <w:t xml:space="preserve"> סעיף 3(א) לחוק אינו הופך דייר ממשיך שאינו זכאי עצמאית לפולש, אלא מחייבו לפנות את הדירה "בתוך תשעה חודשים מהמועד שבו נמסרה לו הודעה מאת משרד הבינוי והשיכון, בדבר אי-זכאותו לדירה ציבורית לפי הכללים".</w:t>
-      </w:r>
-    </w:p>
-    <w:p>
-      <w:pPr>
-        <w:tabs>
-          <w:tab w:val="start" w:pos="480"/>
-        </w:tabs>
-        <w:bidi/>
-        <w:spacing w:after="45" w:line="360" w:lineRule="auto"/>
-        <w:ind w:start="480" w:hanging="480"/>
-        <w:jc w:val="both"/>
-      </w:pPr>
-      <w:r>
-        <w:rPr>
-          <w:rFonts w:ascii="David" w:cs="David" w:eastAsia="David" w:hAnsi="David"/>
-          <w:b w:val="false"/>
-          <w:bCs w:val="false"/>
-          <w:i w:val="false"/>
-          <w:iCs w:val="false"/>
-          <w:sz w:val="24"/>
-          <w:szCs w:val="24"/>
-          <w:rtl/>
-        </w:rPr>
-        <w:t xml:space="preserve">7.</w:t>
-      </w:r>
-      <w:r>
-        <w:rPr>
-          <w:rFonts w:ascii="David" w:cs="David" w:eastAsia="David" w:hAnsi="David"/>
-          <w:sz w:val="24"/>
-          <w:szCs w:val="24"/>
-          <w:rtl/>
-        </w:rPr>
-        <w:tab/>
-      </w:r>
-      <w:r>
-        <w:rPr>
-          <w:rFonts w:ascii="David" w:cs="David" w:eastAsia="David" w:hAnsi="David"/>
-          <w:b w:val="false"/>
-          <w:bCs w:val="false"/>
-          <w:i w:val="false"/>
-          <w:iCs w:val="false"/>
-          <w:sz w:val="24"/>
-          <w:szCs w:val="24"/>
-          <w:rtl/>
-        </w:rPr>
-        <w:t xml:space="preserve">הודעה כזו לא נמסרה ואיננה בין נספחי כתב התביעה. כל עוד לא נמסרה, ובמשך תשעה חודשים לאחריה, החזקת הנתבעת כדין ולא קמה עילה לדמי שימוש ראויים.</w:t>
-      </w:r>
-    </w:p>
-    <w:p>
-      <w:pPr>
-        <w:tabs>
-          <w:tab w:val="start" w:pos="480"/>
-        </w:tabs>
-        <w:bidi/>
-        <w:spacing w:after="45" w:line="360" w:lineRule="auto"/>
-        <w:ind w:start="480" w:hanging="480"/>
-        <w:jc w:val="both"/>
-      </w:pPr>
-      <w:r>
-        <w:rPr>
-          <w:rFonts w:ascii="David" w:cs="David" w:eastAsia="David" w:hAnsi="David"/>
-          <w:b w:val="false"/>
-          <w:bCs w:val="false"/>
-          <w:i w:val="false"/>
-          <w:iCs w:val="false"/>
-          <w:sz w:val="24"/>
-          <w:szCs w:val="24"/>
-          <w:rtl/>
-        </w:rPr>
-        <w:t xml:space="preserve">8.</w:t>
+        <w:t xml:space="preserve"> סעיף 3(א) לחוק אינו הופך דייר ממשיך לפולש, אלא מחייבו לפנות את הדירה "בתוך תשעה חודשים מהמועד שבו נמסרה לו הודעה מאת משרד הבינוי והשיכון, בדבר אי-זכאותו לדירה ציבורית לפי הכללים".</w:t>
+      </w:r>
+    </w:p>
+    <w:p>
+      <w:pPr>
+        <w:tabs>
+          <w:tab w:val="start" w:pos="480"/>
+        </w:tabs>
+        <w:bidi/>
+        <w:spacing w:after="45" w:line="360" w:lineRule="auto"/>
+        <w:ind w:start="480" w:hanging="480"/>
+        <w:jc w:val="both"/>
+      </w:pPr>
+      <w:r>
+        <w:rPr>
+          <w:rFonts w:ascii="David" w:cs="David" w:eastAsia="David" w:hAnsi="David"/>
+          <w:b w:val="false"/>
+          <w:bCs w:val="false"/>
+          <w:i w:val="false"/>
+          <w:iCs w:val="false"/>
+          <w:sz w:val="24"/>
+          <w:szCs w:val="24"/>
+          <w:rtl/>
+        </w:rPr>
+        <w:t xml:space="preserve">10.</w:t>
+      </w:r>
+      <w:r>
+        <w:rPr>
+          <w:rFonts w:ascii="David" w:cs="David" w:eastAsia="David" w:hAnsi="David"/>
+          <w:sz w:val="24"/>
+          <w:szCs w:val="24"/>
+          <w:rtl/>
+        </w:rPr>
+        <w:tab/>
+      </w:r>
+      <w:r>
+        <w:rPr>
+          <w:rFonts w:ascii="David" w:cs="David" w:eastAsia="David" w:hAnsi="David"/>
+          <w:b w:val="false"/>
+          <w:bCs w:val="false"/>
+          <w:i w:val="false"/>
+          <w:iCs w:val="false"/>
+          <w:sz w:val="24"/>
+          <w:szCs w:val="24"/>
+          <w:rtl/>
+        </w:rPr>
+        <w:t xml:space="preserve">הודעה כזו לא נמסרה לנתבעת ואיננה בין נספחי כתב התביעה. כל עוד לא נמסרה, ובמשך תשעה חודשים לאחר מסירתה, החזקתה בדירה כדין ולא קמה עילה לדמי שימוש ראויים.</w:t>
+      </w:r>
+    </w:p>
+    <w:p>
+      <w:pPr>
+        <w:tabs>
+          <w:tab w:val="start" w:pos="480"/>
+        </w:tabs>
+        <w:bidi/>
+        <w:spacing w:after="45" w:line="360" w:lineRule="auto"/>
+        <w:ind w:start="480" w:hanging="480"/>
+        <w:jc w:val="both"/>
+      </w:pPr>
+      <w:r>
+        <w:rPr>
+          <w:rFonts w:ascii="David" w:cs="David" w:eastAsia="David" w:hAnsi="David"/>
+          <w:b w:val="false"/>
+          <w:bCs w:val="false"/>
+          <w:i w:val="false"/>
+          <w:iCs w:val="false"/>
+          <w:sz w:val="24"/>
+          <w:szCs w:val="24"/>
+          <w:rtl/>
+        </w:rPr>
+        <w:t xml:space="preserve">11.</w:t>
       </w:r>
       <w:r>
         <w:rPr>
@@ -1041,31 +1179,31 @@
           <w:szCs w:val="24"/>
           <w:rtl/>
         </w:rPr>
-        <w:t xml:space="preserve"> ביום 3.7.2024, בידיעה על הפטירה, רשמה נציגתה כי סטטוס החוזה "פעיל", שכר הדירה נטו 221.19 ₪, הנחת המדרוג בתוקף עד 30.9.2024 ו"חוב בתביעה" 0; היא אף הוסיפה לגבות תשלומים בפועל, ולא מסרה הודעה בכתב על סיום השכירות כנדרש בסעיף 2 לחוזה.</w:t>
-      </w:r>
-    </w:p>
-    <w:p>
-      <w:pPr>
-        <w:tabs>
-          <w:tab w:val="start" w:pos="480"/>
-        </w:tabs>
-        <w:bidi/>
-        <w:spacing w:after="45" w:line="360" w:lineRule="auto"/>
-        <w:ind w:start="480" w:hanging="480"/>
-        <w:jc w:val="both"/>
-      </w:pPr>
-      <w:r>
-        <w:rPr>
-          <w:rFonts w:ascii="David" w:cs="David" w:eastAsia="David" w:hAnsi="David"/>
-          <w:b w:val="false"/>
-          <w:bCs w:val="false"/>
-          <w:i w:val="false"/>
-          <w:iCs w:val="false"/>
-          <w:sz w:val="24"/>
-          <w:szCs w:val="24"/>
-          <w:rtl/>
-        </w:rPr>
-        <w:t xml:space="preserve">9.</w:t>
+        <w:t xml:space="preserve"> ביום 3.7.2024, בידיעה על הפטירה, רשמה נציגתה כי סטטוס החוזה "פעיל", שכר הדירה נטו 221.19 ₪, הנחת המדרוג בתוקף עד 30.9.2024 ו"חוב בתביעה" 0; והיא אף הוסיפה לגבות תשלומים בפועל.</w:t>
+      </w:r>
+    </w:p>
+    <w:p>
+      <w:pPr>
+        <w:tabs>
+          <w:tab w:val="start" w:pos="480"/>
+        </w:tabs>
+        <w:bidi/>
+        <w:spacing w:after="45" w:line="360" w:lineRule="auto"/>
+        <w:ind w:start="480" w:hanging="480"/>
+        <w:jc w:val="both"/>
+      </w:pPr>
+      <w:r>
+        <w:rPr>
+          <w:rFonts w:ascii="David" w:cs="David" w:eastAsia="David" w:hAnsi="David"/>
+          <w:b w:val="false"/>
+          <w:bCs w:val="false"/>
+          <w:i w:val="false"/>
+          <w:iCs w:val="false"/>
+          <w:sz w:val="24"/>
+          <w:szCs w:val="24"/>
+          <w:rtl/>
+        </w:rPr>
+        <w:t xml:space="preserve">12.</w:t>
       </w:r>
       <w:r>
         <w:rPr>
@@ -1100,31 +1238,77 @@
           <w:szCs w:val="24"/>
           <w:rtl/>
         </w:rPr>
-        <w:t xml:space="preserve"> ההחלטה ניתנה ללא הנמקה, ללא שימוע וללא המצאה, על יסוד תשתית הסותרת את עצמה ומבלי שנבחנה זכאותה העצמאית של הנתבעת; הנתבעת תוקפת אותה בתקיפה עקיפה. ואשר לסכום, לא הוצגה חוות דעת, והחיוב החודשי שגזרה התובעת לעצמה גבוה פי שלושה עשר משכר הדירה נטו שהיא עצמה קבעה.</w:t>
-      </w:r>
-    </w:p>
-    <w:p>
-      <w:pPr>
-        <w:tabs>
-          <w:tab w:val="start" w:pos="480"/>
-        </w:tabs>
-        <w:bidi/>
-        <w:spacing w:after="45" w:line="360" w:lineRule="auto"/>
-        <w:ind w:start="480" w:hanging="480"/>
-        <w:jc w:val="both"/>
-      </w:pPr>
-      <w:r>
-        <w:rPr>
-          <w:rFonts w:ascii="David" w:cs="David" w:eastAsia="David" w:hAnsi="David"/>
-          <w:b w:val="false"/>
-          <w:bCs w:val="false"/>
-          <w:i w:val="false"/>
-          <w:iCs w:val="false"/>
-          <w:sz w:val="24"/>
-          <w:szCs w:val="24"/>
-          <w:rtl/>
-        </w:rPr>
-        <w:t xml:space="preserve">10.</w:t>
+        <w:t xml:space="preserve"> ההחלטה ניתנה ללא הנמקה, ללא שימוע וללא המצאה, על יסוד תשתית הסותרת את עצמה ומבלי שנבחנה זכאותה העצמאית של הנתבעת; הנתבעת תוקפת אותה בתקיפה עקיפה.</w:t>
+      </w:r>
+    </w:p>
+    <w:p>
+      <w:pPr>
+        <w:tabs>
+          <w:tab w:val="start" w:pos="480"/>
+        </w:tabs>
+        <w:bidi/>
+        <w:spacing w:after="45" w:line="360" w:lineRule="auto"/>
+        <w:ind w:start="480" w:hanging="480"/>
+        <w:jc w:val="both"/>
+      </w:pPr>
+      <w:r>
+        <w:rPr>
+          <w:rFonts w:ascii="David" w:cs="David" w:eastAsia="David" w:hAnsi="David"/>
+          <w:b w:val="false"/>
+          <w:bCs w:val="false"/>
+          <w:i w:val="false"/>
+          <w:iCs w:val="false"/>
+          <w:sz w:val="24"/>
+          <w:szCs w:val="24"/>
+          <w:rtl/>
+        </w:rPr>
+        <w:t xml:space="preserve">13.</w:t>
+      </w:r>
+      <w:r>
+        <w:rPr>
+          <w:rFonts w:ascii="David" w:cs="David" w:eastAsia="David" w:hAnsi="David"/>
+          <w:sz w:val="24"/>
+          <w:szCs w:val="24"/>
+          <w:rtl/>
+        </w:rPr>
+        <w:tab/>
+      </w:r>
+      <w:r>
+        <w:rPr>
+          <w:rFonts w:ascii="David" w:cs="David" w:eastAsia="David" w:hAnsi="David"/>
+          <w:b w:val="false"/>
+          <w:bCs w:val="false"/>
+          <w:i w:val="false"/>
+          <w:iCs w:val="false"/>
+          <w:sz w:val="24"/>
+          <w:szCs w:val="24"/>
+          <w:rtl/>
+        </w:rPr>
+        <w:t xml:space="preserve">ואשר לסכום, לא הוצגה חוות דעת לשווי, והחיוב החודשי שגזרה התובעת לעצמה גבוה פי שלושה עשר משכר הדירה נטו שהיא עצמה קבעה. אף לא נמסרה הודעה בכתב על סיום השכירות, כנדרש בסעיף 2 לחוזה.</w:t>
+      </w:r>
+    </w:p>
+    <w:p>
+      <w:pPr>
+        <w:tabs>
+          <w:tab w:val="start" w:pos="480"/>
+        </w:tabs>
+        <w:bidi/>
+        <w:spacing w:after="45" w:line="360" w:lineRule="auto"/>
+        <w:ind w:start="480" w:hanging="480"/>
+        <w:jc w:val="both"/>
+      </w:pPr>
+      <w:r>
+        <w:rPr>
+          <w:rFonts w:ascii="David" w:cs="David" w:eastAsia="David" w:hAnsi="David"/>
+          <w:b w:val="false"/>
+          <w:bCs w:val="false"/>
+          <w:i w:val="false"/>
+          <w:iCs w:val="false"/>
+          <w:sz w:val="24"/>
+          <w:szCs w:val="24"/>
+          <w:rtl/>
+        </w:rPr>
+        <w:t xml:space="preserve">14.</w:t>
       </w:r>
       <w:r>
         <w:rPr>
@@ -1159,7 +1343,7 @@
           <w:szCs w:val="24"/>
           <w:rtl/>
         </w:rPr>
-        <w:t xml:space="preserve"> דין התביעה להידחות. לחלופין, ולנוכח היות הנתבעת נכה בשיעור 100% שאינה עובדת, מוכרת ברווחה וסמוכה על קצבת המוסד לביטוח לאומי, מתבקש פטור מהשבה לפי סעיף 2 לחוק עשיית עושר ולא במשפט, התשל"ט-1979, או העמדת החיוב על דמי השכירות המסובסדים בניכוי התשלומים ששולמו.</w:t>
+        <w:t xml:space="preserve"> דין התביעה להידחות. לחלופין, ולנוכח היות הנתבעת נכה בשיעור 100% שאינה עובדת, מוכרת ברווחה וסמוכה על קצבת המוסד לביטוח לאומי, מתבקש פטור מהשבה לפי סעיף 2 לחוק עשיית עושר ולא במשפט, התשל"ט-1979.</w:t>
       </w:r>
     </w:p>
     <w:p>
@@ -1206,7 +1390,7 @@
           <w:szCs w:val="24"/>
           <w:rtl/>
         </w:rPr>
-        <w:t xml:space="preserve">11.</w:t>
+        <w:t xml:space="preserve">15.</w:t>
       </w:r>
       <w:r>
         <w:rPr>
@@ -1241,31 +1425,77 @@
           <w:szCs w:val="24"/>
           <w:rtl/>
         </w:rPr>
-        <w:t xml:space="preserve"> הדירה ברח' צה"ל 72/6 בפתח תקווה הושכרה לאביה המנוח של הנתבעת על פי חוזה מיום 29.8.1996, ומועד האכלוס הרשום בכל טופסי התובעת הוא 8.8.1996. המנוח, יליד 1943, עלה לישראל מאתיופיה בשנת 1991 ונפטר ביום 16.2.2024. תעודת הפטירה, שהתובעת עצמה צירפה כנספח 3, נשלחה ביום 10.3.2024 מלשכת רשות האוכלוסין בפתח תקווה אל הנתבעת, בכתובת הדירה.</w:t>
-      </w:r>
-    </w:p>
-    <w:p>
-      <w:pPr>
-        <w:tabs>
-          <w:tab w:val="start" w:pos="480"/>
-        </w:tabs>
-        <w:bidi/>
-        <w:spacing w:after="45" w:line="360" w:lineRule="auto"/>
-        <w:ind w:start="480" w:hanging="480"/>
-        <w:jc w:val="both"/>
-      </w:pPr>
-      <w:r>
-        <w:rPr>
-          <w:rFonts w:ascii="David" w:cs="David" w:eastAsia="David" w:hAnsi="David"/>
-          <w:b w:val="false"/>
-          <w:bCs w:val="false"/>
-          <w:i w:val="false"/>
-          <w:iCs w:val="false"/>
-          <w:sz w:val="24"/>
-          <w:szCs w:val="24"/>
-          <w:rtl/>
-        </w:rPr>
-        <w:t xml:space="preserve">12.</w:t>
+        <w:t xml:space="preserve"> הדירה ברח' צה"ל 72/6 בפתח תקווה הושכרה לאביה המנוח של הנתבעת על פי חוזה מיום 29.8.1996. המנוח, יליד 1943, עלה לישראל מאתיופיה בשנת 1991 ונפטר ביום 16.2.2024.</w:t>
+      </w:r>
+    </w:p>
+    <w:p>
+      <w:pPr>
+        <w:tabs>
+          <w:tab w:val="start" w:pos="480"/>
+        </w:tabs>
+        <w:bidi/>
+        <w:spacing w:after="45" w:line="360" w:lineRule="auto"/>
+        <w:ind w:start="480" w:hanging="480"/>
+        <w:jc w:val="both"/>
+      </w:pPr>
+      <w:r>
+        <w:rPr>
+          <w:rFonts w:ascii="David" w:cs="David" w:eastAsia="David" w:hAnsi="David"/>
+          <w:b w:val="false"/>
+          <w:bCs w:val="false"/>
+          <w:i w:val="false"/>
+          <w:iCs w:val="false"/>
+          <w:sz w:val="24"/>
+          <w:szCs w:val="24"/>
+          <w:rtl/>
+        </w:rPr>
+        <w:t xml:space="preserve">16.</w:t>
+      </w:r>
+      <w:r>
+        <w:rPr>
+          <w:rFonts w:ascii="David" w:cs="David" w:eastAsia="David" w:hAnsi="David"/>
+          <w:sz w:val="24"/>
+          <w:szCs w:val="24"/>
+          <w:rtl/>
+        </w:rPr>
+        <w:tab/>
+      </w:r>
+      <w:r>
+        <w:rPr>
+          <w:rFonts w:ascii="David" w:cs="David" w:eastAsia="David" w:hAnsi="David"/>
+          <w:b w:val="false"/>
+          <w:bCs w:val="false"/>
+          <w:i w:val="false"/>
+          <w:iCs w:val="false"/>
+          <w:sz w:val="24"/>
+          <w:szCs w:val="24"/>
+          <w:rtl/>
+        </w:rPr>
+        <w:t xml:space="preserve">תעודת הפטירה, שהתובעת עצמה צירפה כנספח 3, נשלחה ביום 10.3.2024 מלשכת רשות האוכלוסין בפתח תקווה אל הנתבעת, בכתובת הדירה.</w:t>
+      </w:r>
+    </w:p>
+    <w:p>
+      <w:pPr>
+        <w:tabs>
+          <w:tab w:val="start" w:pos="480"/>
+        </w:tabs>
+        <w:bidi/>
+        <w:spacing w:after="45" w:line="360" w:lineRule="auto"/>
+        <w:ind w:start="480" w:hanging="480"/>
+        <w:jc w:val="both"/>
+      </w:pPr>
+      <w:r>
+        <w:rPr>
+          <w:rFonts w:ascii="David" w:cs="David" w:eastAsia="David" w:hAnsi="David"/>
+          <w:b w:val="false"/>
+          <w:bCs w:val="false"/>
+          <w:i w:val="false"/>
+          <w:iCs w:val="false"/>
+          <w:sz w:val="24"/>
+          <w:szCs w:val="24"/>
+          <w:rtl/>
+        </w:rPr>
+        <w:t xml:space="preserve">17.</w:t>
       </w:r>
       <w:r>
         <w:rPr>
@@ -1324,99 +1554,145 @@
           <w:szCs w:val="24"/>
           <w:rtl/>
         </w:rPr>
-        <w:t xml:space="preserve">13.</w:t>
-      </w:r>
-      <w:r>
-        <w:rPr>
-          <w:rFonts w:ascii="David" w:cs="David" w:eastAsia="David" w:hAnsi="David"/>
-          <w:sz w:val="24"/>
-          <w:szCs w:val="24"/>
-          <w:rtl/>
-        </w:rPr>
-        <w:tab/>
-      </w:r>
-      <w:r>
-        <w:rPr>
-          <w:rFonts w:ascii="David" w:cs="David" w:eastAsia="David" w:hAnsi="David"/>
-          <w:b w:val="false"/>
-          <w:bCs w:val="false"/>
-          <w:i w:val="false"/>
-          <w:iCs w:val="false"/>
-          <w:sz w:val="24"/>
-          <w:szCs w:val="24"/>
-          <w:rtl/>
-        </w:rPr>
-        <w:t xml:space="preserve">היא לא נטשה את אביה ולא חדלה מלבקרו: הגיעה אליו בתדירות גבוהה, הכינה עבורו אוכל ודאגה לצרכיו. בסמוך לחודש דצמבר 2023, כשבעה חודשים בטרם פקע חוזה השכירות שלה, עזבה את הדירה השכורה ועברה לשהות לצד אביה ולסעוד אותו עד לפטירתו.</w:t>
-      </w:r>
-    </w:p>
-    <w:p>
-      <w:pPr>
-        <w:tabs>
-          <w:tab w:val="start" w:pos="480"/>
-        </w:tabs>
-        <w:bidi/>
-        <w:spacing w:after="45" w:line="360" w:lineRule="auto"/>
-        <w:ind w:start="480" w:hanging="480"/>
-        <w:jc w:val="both"/>
-      </w:pPr>
-      <w:r>
-        <w:rPr>
-          <w:rFonts w:ascii="David" w:cs="David" w:eastAsia="David" w:hAnsi="David"/>
-          <w:b w:val="false"/>
-          <w:bCs w:val="false"/>
-          <w:i w:val="false"/>
-          <w:iCs w:val="false"/>
-          <w:sz w:val="24"/>
-          <w:szCs w:val="24"/>
-          <w:rtl/>
-        </w:rPr>
-        <w:t xml:space="preserve">14.</w:t>
-      </w:r>
-      <w:r>
-        <w:rPr>
-          <w:rFonts w:ascii="David" w:cs="David" w:eastAsia="David" w:hAnsi="David"/>
-          <w:sz w:val="24"/>
-          <w:szCs w:val="24"/>
-          <w:rtl/>
-        </w:rPr>
-        <w:tab/>
-      </w:r>
-      <w:r>
-        <w:rPr>
-          <w:rFonts w:ascii="David" w:cs="David" w:eastAsia="David" w:hAnsi="David"/>
-          <w:b w:val="false"/>
-          <w:bCs w:val="false"/>
-          <w:i w:val="false"/>
-          <w:iCs w:val="false"/>
-          <w:sz w:val="24"/>
-          <w:szCs w:val="24"/>
-          <w:rtl/>
-        </w:rPr>
-        <w:t xml:space="preserve">מאז היא מתגוררת בדירה ברציפות. הדירה היא ביתה היחיד; אין לה דירה בבעלותה ומעולם לא היתה לה. ודוק, בטבלת ביקורי המעגל שבנספח 4 נרשם "לא" ביחס לדייר ממשיך בכל אחת מן השנים 2010 עד 2019, עשור שלם שבו התגוררה הנתבעת בדירה, ובלא שנשאלה, זומנה או נשמעה ולו פעם אחת.</w:t>
-      </w:r>
-    </w:p>
-    <w:p>
-      <w:pPr>
-        <w:tabs>
-          <w:tab w:val="start" w:pos="480"/>
-        </w:tabs>
-        <w:bidi/>
-        <w:spacing w:after="45" w:line="360" w:lineRule="auto"/>
-        <w:ind w:start="480" w:hanging="480"/>
-        <w:jc w:val="both"/>
-      </w:pPr>
-      <w:r>
-        <w:rPr>
-          <w:rFonts w:ascii="David" w:cs="David" w:eastAsia="David" w:hAnsi="David"/>
-          <w:b w:val="false"/>
-          <w:bCs w:val="false"/>
-          <w:i w:val="false"/>
-          <w:iCs w:val="false"/>
-          <w:sz w:val="24"/>
-          <w:szCs w:val="24"/>
-          <w:rtl/>
-        </w:rPr>
-        <w:t xml:space="preserve">15.</w:t>
+        <w:t xml:space="preserve">18.</w:t>
+      </w:r>
+      <w:r>
+        <w:rPr>
+          <w:rFonts w:ascii="David" w:cs="David" w:eastAsia="David" w:hAnsi="David"/>
+          <w:sz w:val="24"/>
+          <w:szCs w:val="24"/>
+          <w:rtl/>
+        </w:rPr>
+        <w:tab/>
+      </w:r>
+      <w:r>
+        <w:rPr>
+          <w:rFonts w:ascii="David" w:cs="David" w:eastAsia="David" w:hAnsi="David"/>
+          <w:b w:val="false"/>
+          <w:bCs w:val="false"/>
+          <w:i w:val="false"/>
+          <w:iCs w:val="false"/>
+          <w:sz w:val="24"/>
+          <w:szCs w:val="24"/>
+          <w:rtl/>
+        </w:rPr>
+        <w:t xml:space="preserve">היא לא נטשה את אביה ולא חדלה מלבקרו: הגיעה אליו בתדירות גבוהה, הכינה עבורו אוכל ודאגה לצרכיו. הדירה היא ביתה היחיד, ואין לה דירה בבעלותה.</w:t>
+      </w:r>
+    </w:p>
+    <w:p>
+      <w:pPr>
+        <w:tabs>
+          <w:tab w:val="start" w:pos="480"/>
+        </w:tabs>
+        <w:bidi/>
+        <w:spacing w:after="45" w:line="360" w:lineRule="auto"/>
+        <w:ind w:start="480" w:hanging="480"/>
+        <w:jc w:val="both"/>
+      </w:pPr>
+      <w:r>
+        <w:rPr>
+          <w:rFonts w:ascii="David" w:cs="David" w:eastAsia="David" w:hAnsi="David"/>
+          <w:b w:val="false"/>
+          <w:bCs w:val="false"/>
+          <w:i w:val="false"/>
+          <w:iCs w:val="false"/>
+          <w:sz w:val="24"/>
+          <w:szCs w:val="24"/>
+          <w:rtl/>
+        </w:rPr>
+        <w:t xml:space="preserve">19.</w:t>
+      </w:r>
+      <w:r>
+        <w:rPr>
+          <w:rFonts w:ascii="David" w:cs="David" w:eastAsia="David" w:hAnsi="David"/>
+          <w:sz w:val="24"/>
+          <w:szCs w:val="24"/>
+          <w:rtl/>
+        </w:rPr>
+        <w:tab/>
+      </w:r>
+      <w:r>
+        <w:rPr>
+          <w:rFonts w:ascii="David" w:cs="David" w:eastAsia="David" w:hAnsi="David"/>
+          <w:b w:val="false"/>
+          <w:bCs w:val="false"/>
+          <w:i w:val="false"/>
+          <w:iCs w:val="false"/>
+          <w:sz w:val="24"/>
+          <w:szCs w:val="24"/>
+          <w:rtl/>
+        </w:rPr>
+        <w:t xml:space="preserve">בסמוך לחודש דצמבר 2023, כשבעה חודשים בטרם פקע חוזה השכירות שלה, עזבה את הדירה השכורה ועברה לשהות לצד אביה ולסעוד אותו עד לפטירתו; ומאז היא מתגוררת בדירה ברציפות.</w:t>
+      </w:r>
+    </w:p>
+    <w:p>
+      <w:pPr>
+        <w:tabs>
+          <w:tab w:val="start" w:pos="480"/>
+        </w:tabs>
+        <w:bidi/>
+        <w:spacing w:after="45" w:line="360" w:lineRule="auto"/>
+        <w:ind w:start="480" w:hanging="480"/>
+        <w:jc w:val="both"/>
+      </w:pPr>
+      <w:r>
+        <w:rPr>
+          <w:rFonts w:ascii="David" w:cs="David" w:eastAsia="David" w:hAnsi="David"/>
+          <w:b w:val="false"/>
+          <w:bCs w:val="false"/>
+          <w:i w:val="false"/>
+          <w:iCs w:val="false"/>
+          <w:sz w:val="24"/>
+          <w:szCs w:val="24"/>
+          <w:rtl/>
+        </w:rPr>
+        <w:t xml:space="preserve">20.</w:t>
+      </w:r>
+      <w:r>
+        <w:rPr>
+          <w:rFonts w:ascii="David" w:cs="David" w:eastAsia="David" w:hAnsi="David"/>
+          <w:sz w:val="24"/>
+          <w:szCs w:val="24"/>
+          <w:rtl/>
+        </w:rPr>
+        <w:tab/>
+      </w:r>
+      <w:r>
+        <w:rPr>
+          <w:rFonts w:ascii="David" w:cs="David" w:eastAsia="David" w:hAnsi="David"/>
+          <w:b w:val="false"/>
+          <w:bCs w:val="false"/>
+          <w:i w:val="false"/>
+          <w:iCs w:val="false"/>
+          <w:sz w:val="24"/>
+          <w:szCs w:val="24"/>
+          <w:rtl/>
+        </w:rPr>
+        <w:t xml:space="preserve">ודוק, בטבלת ביקורי המעגל שבנספח 4 נרשם "לא" ביחס לדייר ממשיך בכל אחת מן השנים 2010 עד 2019, עשור שלם שבו התגוררה הנתבעת בדירה, בלא שנשאלה, זומנה או נשמעה ולו פעם אחת.</w:t>
+      </w:r>
+    </w:p>
+    <w:p>
+      <w:pPr>
+        <w:tabs>
+          <w:tab w:val="start" w:pos="480"/>
+        </w:tabs>
+        <w:bidi/>
+        <w:spacing w:after="45" w:line="360" w:lineRule="auto"/>
+        <w:ind w:start="480" w:hanging="480"/>
+        <w:jc w:val="both"/>
+      </w:pPr>
+      <w:r>
+        <w:rPr>
+          <w:rFonts w:ascii="David" w:cs="David" w:eastAsia="David" w:hAnsi="David"/>
+          <w:b w:val="false"/>
+          <w:bCs w:val="false"/>
+          <w:i w:val="false"/>
+          <w:iCs w:val="false"/>
+          <w:sz w:val="24"/>
+          <w:szCs w:val="24"/>
+          <w:rtl/>
+        </w:rPr>
+        <w:t xml:space="preserve">21.</w:t>
       </w:r>
       <w:r>
         <w:rPr>
@@ -1477,53 +1753,53 @@
           <w:szCs w:val="24"/>
           <w:rtl/>
         </w:rPr>
-        <w:t xml:space="preserve">. "עדן" הוא שמה העברי של הנתבעת, והביקור נערך עמה בדירה.</w:t>
-      </w:r>
-    </w:p>
-    <w:p>
-      <w:pPr>
-        <w:tabs>
-          <w:tab w:val="start" w:pos="480"/>
-        </w:tabs>
-        <w:bidi/>
-        <w:spacing w:after="45" w:line="360" w:lineRule="auto"/>
-        <w:ind w:start="480" w:hanging="480"/>
-        <w:jc w:val="both"/>
-      </w:pPr>
-      <w:r>
-        <w:rPr>
-          <w:rFonts w:ascii="David" w:cs="David" w:eastAsia="David" w:hAnsi="David"/>
-          <w:b w:val="false"/>
-          <w:bCs w:val="false"/>
-          <w:i w:val="false"/>
-          <w:iCs w:val="false"/>
-          <w:sz w:val="24"/>
-          <w:szCs w:val="24"/>
-          <w:rtl/>
-        </w:rPr>
-        <w:t xml:space="preserve">16.</w:t>
-      </w:r>
-      <w:r>
-        <w:rPr>
-          <w:rFonts w:ascii="David" w:cs="David" w:eastAsia="David" w:hAnsi="David"/>
-          <w:sz w:val="24"/>
-          <w:szCs w:val="24"/>
-          <w:rtl/>
-        </w:rPr>
-        <w:tab/>
-      </w:r>
-      <w:r>
-        <w:rPr>
-          <w:rFonts w:ascii="David" w:cs="David" w:eastAsia="David" w:hAnsi="David"/>
-          <w:b w:val="false"/>
-          <w:bCs w:val="false"/>
-          <w:i w:val="false"/>
-          <w:iCs w:val="false"/>
-          <w:sz w:val="24"/>
-          <w:szCs w:val="24"/>
-          <w:rtl/>
-        </w:rPr>
-        <w:t xml:space="preserve">בהתאם לכך אף סומן בטבלה שבנספח 4, בשורת אותו ביקור, כי דייר ממשיך מתגורר בדירה. ובאותו טופס נרשם: </w:t>
+        <w:t xml:space="preserve">. "עדן" הוא שמה העברי של הנתבעת, והביקור נערך עמה בדירה;</w:t>
+      </w:r>
+    </w:p>
+    <w:p>
+      <w:pPr>
+        <w:tabs>
+          <w:tab w:val="start" w:pos="480"/>
+        </w:tabs>
+        <w:bidi/>
+        <w:spacing w:after="45" w:line="360" w:lineRule="auto"/>
+        <w:ind w:start="480" w:hanging="480"/>
+        <w:jc w:val="both"/>
+      </w:pPr>
+      <w:r>
+        <w:rPr>
+          <w:rFonts w:ascii="David" w:cs="David" w:eastAsia="David" w:hAnsi="David"/>
+          <w:b w:val="false"/>
+          <w:bCs w:val="false"/>
+          <w:i w:val="false"/>
+          <w:iCs w:val="false"/>
+          <w:sz w:val="24"/>
+          <w:szCs w:val="24"/>
+          <w:rtl/>
+        </w:rPr>
+        <w:t xml:space="preserve">22.</w:t>
+      </w:r>
+      <w:r>
+        <w:rPr>
+          <w:rFonts w:ascii="David" w:cs="David" w:eastAsia="David" w:hAnsi="David"/>
+          <w:sz w:val="24"/>
+          <w:szCs w:val="24"/>
+          <w:rtl/>
+        </w:rPr>
+        <w:tab/>
+      </w:r>
+      <w:r>
+        <w:rPr>
+          <w:rFonts w:ascii="David" w:cs="David" w:eastAsia="David" w:hAnsi="David"/>
+          <w:b w:val="false"/>
+          <w:bCs w:val="false"/>
+          <w:i w:val="false"/>
+          <w:iCs w:val="false"/>
+          <w:sz w:val="24"/>
+          <w:szCs w:val="24"/>
+          <w:rtl/>
+        </w:rPr>
+        <w:t xml:space="preserve">ובהתאם לכך אף סומן בטבלה שבנספח 4, בשורת אותו ביקור, כי דייר ממשיך מתגורר בדירה. ובאותו טופס נרשם: </w:t>
       </w:r>
       <w:r>
         <w:rPr>
@@ -1651,7 +1927,7 @@
           <w:szCs w:val="24"/>
           <w:rtl/>
         </w:rPr>
-        <w:t xml:space="preserve">17.</w:t>
+        <w:t xml:space="preserve">23.</w:t>
       </w:r>
       <w:r>
         <w:rPr>
@@ -1736,7 +2012,7 @@
           <w:szCs w:val="24"/>
           <w:rtl/>
         </w:rPr>
-        <w:t xml:space="preserve">18.</w:t>
+        <w:t xml:space="preserve">24.</w:t>
       </w:r>
       <w:r>
         <w:rPr>
@@ -1784,77 +2060,77 @@
           <w:szCs w:val="24"/>
           <w:rtl/>
         </w:rPr>
-        <w:t xml:space="preserve"> (קוד 103). כך חויבה הדירה פעמיים (נספח ב').</w:t>
-      </w:r>
-    </w:p>
-    <w:p>
-      <w:pPr>
-        <w:tabs>
-          <w:tab w:val="start" w:pos="480"/>
-        </w:tabs>
-        <w:bidi/>
-        <w:spacing w:after="45" w:line="360" w:lineRule="auto"/>
-        <w:ind w:start="480" w:hanging="480"/>
-        <w:jc w:val="both"/>
-      </w:pPr>
-      <w:r>
-        <w:rPr>
-          <w:rFonts w:ascii="David" w:cs="David" w:eastAsia="David" w:hAnsi="David"/>
-          <w:b w:val="false"/>
-          <w:bCs w:val="false"/>
-          <w:i w:val="false"/>
-          <w:iCs w:val="false"/>
-          <w:sz w:val="24"/>
-          <w:szCs w:val="24"/>
-          <w:rtl/>
-        </w:rPr>
-        <w:t xml:space="preserve">19.</w:t>
-      </w:r>
-      <w:r>
-        <w:rPr>
-          <w:rFonts w:ascii="David" w:cs="David" w:eastAsia="David" w:hAnsi="David"/>
-          <w:sz w:val="24"/>
-          <w:szCs w:val="24"/>
-          <w:rtl/>
-        </w:rPr>
-        <w:tab/>
-      </w:r>
-      <w:r>
-        <w:rPr>
-          <w:rFonts w:ascii="David" w:cs="David" w:eastAsia="David" w:hAnsi="David"/>
-          <w:b w:val="false"/>
-          <w:bCs w:val="false"/>
-          <w:i w:val="false"/>
-          <w:iCs w:val="false"/>
-          <w:sz w:val="24"/>
-          <w:szCs w:val="24"/>
-          <w:rtl/>
-        </w:rPr>
-        <w:t xml:space="preserve">ביום 27.3.2025 שילמה הנתבעת 2,911.01 ₪ נוספים על פי שובר שהתובעת שלחה אליה (נספח ג'). אף לפי הכרטסת, מספר חודשי אי-התשלום הוא 12 מתוך למעלה מעשרים וארבעה.</w:t>
-      </w:r>
-    </w:p>
-    <w:p>
-      <w:pPr>
-        <w:tabs>
-          <w:tab w:val="start" w:pos="480"/>
-        </w:tabs>
-        <w:bidi/>
-        <w:spacing w:after="45" w:line="360" w:lineRule="auto"/>
-        <w:ind w:start="480" w:hanging="480"/>
-        <w:jc w:val="both"/>
-      </w:pPr>
-      <w:r>
-        <w:rPr>
-          <w:rFonts w:ascii="David" w:cs="David" w:eastAsia="David" w:hAnsi="David"/>
-          <w:b w:val="false"/>
-          <w:bCs w:val="false"/>
-          <w:i w:val="false"/>
-          <w:iCs w:val="false"/>
-          <w:sz w:val="24"/>
-          <w:szCs w:val="24"/>
-          <w:rtl/>
-        </w:rPr>
-        <w:t xml:space="preserve">20.</w:t>
+        <w:t xml:space="preserve"> (קוד 103); כך חויבה הדירה פעמיים (נספח ב').</w:t>
+      </w:r>
+    </w:p>
+    <w:p>
+      <w:pPr>
+        <w:tabs>
+          <w:tab w:val="start" w:pos="480"/>
+        </w:tabs>
+        <w:bidi/>
+        <w:spacing w:after="45" w:line="360" w:lineRule="auto"/>
+        <w:ind w:start="480" w:hanging="480"/>
+        <w:jc w:val="both"/>
+      </w:pPr>
+      <w:r>
+        <w:rPr>
+          <w:rFonts w:ascii="David" w:cs="David" w:eastAsia="David" w:hAnsi="David"/>
+          <w:b w:val="false"/>
+          <w:bCs w:val="false"/>
+          <w:i w:val="false"/>
+          <w:iCs w:val="false"/>
+          <w:sz w:val="24"/>
+          <w:szCs w:val="24"/>
+          <w:rtl/>
+        </w:rPr>
+        <w:t xml:space="preserve">25.</w:t>
+      </w:r>
+      <w:r>
+        <w:rPr>
+          <w:rFonts w:ascii="David" w:cs="David" w:eastAsia="David" w:hAnsi="David"/>
+          <w:sz w:val="24"/>
+          <w:szCs w:val="24"/>
+          <w:rtl/>
+        </w:rPr>
+        <w:tab/>
+      </w:r>
+      <w:r>
+        <w:rPr>
+          <w:rFonts w:ascii="David" w:cs="David" w:eastAsia="David" w:hAnsi="David"/>
+          <w:b w:val="false"/>
+          <w:bCs w:val="false"/>
+          <w:i w:val="false"/>
+          <w:iCs w:val="false"/>
+          <w:sz w:val="24"/>
+          <w:szCs w:val="24"/>
+          <w:rtl/>
+        </w:rPr>
+        <w:t xml:space="preserve">ביום 27.3.2025 שילמה הנתבעת 2,911.01 ₪ נוספים על פי שובר שהתובעת שלחה אליה (נספח ג'). ואף לפי הכרטסת, מספר חודשי אי-התשלום הוא 12 מתוך למעלה מעשרים וארבעה.</w:t>
+      </w:r>
+    </w:p>
+    <w:p>
+      <w:pPr>
+        <w:tabs>
+          <w:tab w:val="start" w:pos="480"/>
+        </w:tabs>
+        <w:bidi/>
+        <w:spacing w:after="45" w:line="360" w:lineRule="auto"/>
+        <w:ind w:start="480" w:hanging="480"/>
+        <w:jc w:val="both"/>
+      </w:pPr>
+      <w:r>
+        <w:rPr>
+          <w:rFonts w:ascii="David" w:cs="David" w:eastAsia="David" w:hAnsi="David"/>
+          <w:b w:val="false"/>
+          <w:bCs w:val="false"/>
+          <w:i w:val="false"/>
+          <w:iCs w:val="false"/>
+          <w:sz w:val="24"/>
+          <w:szCs w:val="24"/>
+          <w:rtl/>
+        </w:rPr>
+        <w:t xml:space="preserve">26.</w:t>
       </w:r>
       <w:r>
         <w:rPr>
@@ -1889,169 +2165,215 @@
           <w:szCs w:val="24"/>
           <w:rtl/>
         </w:rPr>
-        <w:t xml:space="preserve"> נספח 4 אינו החלטה אלא טופס שרובו לא מולא. הפרק "נימוקים והמלצות" נותר ריק; הפרק "החלטת הוועדה המחוזית" נושא שתי שורות בכתב יד שאינן קריאות בעותק שהומצא, ואין בהן דיון בתנאי החוק; והשדה "מצ"ב החלטת ועדה מיום ___" ריק, בעוד המסמך שאליו הוא מפנה לא הוצג.</w:t>
-      </w:r>
-    </w:p>
-    <w:p>
-      <w:pPr>
-        <w:tabs>
-          <w:tab w:val="start" w:pos="480"/>
-        </w:tabs>
-        <w:bidi/>
-        <w:spacing w:after="45" w:line="360" w:lineRule="auto"/>
-        <w:ind w:start="480" w:hanging="480"/>
-        <w:jc w:val="both"/>
-      </w:pPr>
-      <w:r>
-        <w:rPr>
-          <w:rFonts w:ascii="David" w:cs="David" w:eastAsia="David" w:hAnsi="David"/>
-          <w:b w:val="false"/>
-          <w:bCs w:val="false"/>
-          <w:i w:val="false"/>
-          <w:iCs w:val="false"/>
-          <w:sz w:val="24"/>
-          <w:szCs w:val="24"/>
-          <w:rtl/>
-        </w:rPr>
-        <w:t xml:space="preserve">21.</w:t>
-      </w:r>
-      <w:r>
-        <w:rPr>
-          <w:rFonts w:ascii="David" w:cs="David" w:eastAsia="David" w:hAnsi="David"/>
-          <w:sz w:val="24"/>
-          <w:szCs w:val="24"/>
-          <w:rtl/>
-        </w:rPr>
-        <w:tab/>
-      </w:r>
-      <w:r>
-        <w:rPr>
-          <w:rFonts w:ascii="David" w:cs="David" w:eastAsia="David" w:hAnsi="David"/>
-          <w:b w:val="false"/>
-          <w:bCs w:val="false"/>
-          <w:i w:val="false"/>
-          <w:iCs w:val="false"/>
-          <w:sz w:val="24"/>
-          <w:szCs w:val="24"/>
-          <w:rtl/>
-        </w:rPr>
-        <w:t xml:space="preserve">חובת ההנמקה קבועה בסעיף 2 לחוק לתיקון סדרי המינהל (החלטות והנמקות), התשי"ט-1958. והרובריקה שיועדה לסגן מנהל מרכז השירות, שבה אמורים היו להירשם אישורי משרד הבינוי והשיכון והממצאים, נותרה ריקה בכל שורותיה, בלא שם ובלא חתימה.</w:t>
-      </w:r>
-    </w:p>
-    <w:p>
-      <w:pPr>
-        <w:tabs>
-          <w:tab w:val="start" w:pos="480"/>
-        </w:tabs>
-        <w:bidi/>
-        <w:spacing w:after="45" w:line="360" w:lineRule="auto"/>
-        <w:ind w:start="480" w:hanging="480"/>
-        <w:jc w:val="both"/>
-      </w:pPr>
-      <w:r>
-        <w:rPr>
-          <w:rFonts w:ascii="David" w:cs="David" w:eastAsia="David" w:hAnsi="David"/>
-          <w:b w:val="false"/>
-          <w:bCs w:val="false"/>
-          <w:i w:val="false"/>
-          <w:iCs w:val="false"/>
-          <w:sz w:val="24"/>
-          <w:szCs w:val="24"/>
-          <w:rtl/>
-        </w:rPr>
-        <w:t xml:space="preserve">22.</w:t>
-      </w:r>
-      <w:r>
-        <w:rPr>
-          <w:rFonts w:ascii="David" w:cs="David" w:eastAsia="David" w:hAnsi="David"/>
-          <w:sz w:val="24"/>
-          <w:szCs w:val="24"/>
-          <w:rtl/>
-        </w:rPr>
-        <w:tab/>
-      </w:r>
-      <w:r>
-        <w:rPr>
-          <w:rFonts w:ascii="David" w:cs="David" w:eastAsia="David" w:hAnsi="David"/>
-          <w:b w:val="false"/>
-          <w:bCs w:val="false"/>
-          <w:i w:val="false"/>
-          <w:iCs w:val="false"/>
-          <w:sz w:val="24"/>
-          <w:szCs w:val="24"/>
-          <w:rtl/>
-        </w:rPr>
-        <w:t xml:space="preserve">בכלל אותן שורות ריקות השדות "חסר דירה" ו"מומש סיוע בשכ"ד", שבהם נבחנת זכאותה העצמאית של הנתבעת לדירה ציבורית לפי הכללים - היא החלופה שבסעיף 3(ב) לחוק, אשר בהתקיימה רואים את הדייר הממשיך כמי שבא בנעלי הזכאי לכל דבר ועניין.</w:t>
-      </w:r>
-    </w:p>
-    <w:p>
-      <w:pPr>
-        <w:tabs>
-          <w:tab w:val="start" w:pos="480"/>
-        </w:tabs>
-        <w:bidi/>
-        <w:spacing w:after="45" w:line="360" w:lineRule="auto"/>
-        <w:ind w:start="480" w:hanging="480"/>
-        <w:jc w:val="both"/>
-      </w:pPr>
-      <w:r>
-        <w:rPr>
-          <w:rFonts w:ascii="David" w:cs="David" w:eastAsia="David" w:hAnsi="David"/>
-          <w:b w:val="false"/>
-          <w:bCs w:val="false"/>
-          <w:i w:val="false"/>
-          <w:iCs w:val="false"/>
-          <w:sz w:val="24"/>
-          <w:szCs w:val="24"/>
-          <w:rtl/>
-        </w:rPr>
-        <w:t xml:space="preserve">23.</w:t>
-      </w:r>
-      <w:r>
-        <w:rPr>
-          <w:rFonts w:ascii="David" w:cs="David" w:eastAsia="David" w:hAnsi="David"/>
-          <w:sz w:val="24"/>
-          <w:szCs w:val="24"/>
-          <w:rtl/>
-        </w:rPr>
-        <w:tab/>
-      </w:r>
-      <w:r>
-        <w:rPr>
-          <w:rFonts w:ascii="David" w:cs="David" w:eastAsia="David" w:hAnsi="David"/>
-          <w:b w:val="false"/>
-          <w:bCs w:val="false"/>
-          <w:i w:val="false"/>
-          <w:iCs w:val="false"/>
-          <w:sz w:val="24"/>
-          <w:szCs w:val="24"/>
-          <w:rtl/>
-        </w:rPr>
-        <w:t xml:space="preserve">משכך, הקביעה שבסעיף 19 לכתב התביעה, ולפיה לא עמדה הנתבעת בתבחינים, אינה קביעה אלא הנחה. ומכל מקום, ועדה פנימית של התובעת אינה משרד הבינוי והשיכון.</w:t>
-      </w:r>
-    </w:p>
-    <w:p>
-      <w:pPr>
-        <w:tabs>
-          <w:tab w:val="start" w:pos="480"/>
-        </w:tabs>
-        <w:bidi/>
-        <w:spacing w:after="45" w:line="360" w:lineRule="auto"/>
-        <w:ind w:start="480" w:hanging="480"/>
-        <w:jc w:val="both"/>
-      </w:pPr>
-      <w:r>
-        <w:rPr>
-          <w:rFonts w:ascii="David" w:cs="David" w:eastAsia="David" w:hAnsi="David"/>
-          <w:b w:val="false"/>
-          <w:bCs w:val="false"/>
-          <w:i w:val="false"/>
-          <w:iCs w:val="false"/>
-          <w:sz w:val="24"/>
-          <w:szCs w:val="24"/>
-          <w:rtl/>
-        </w:rPr>
-        <w:t xml:space="preserve">24.</w:t>
+        <w:t xml:space="preserve"> נספח 4 אינו החלטה אלא טופס שרובו לא מולא. הפרק "נימוקים והמלצות" נותר ריק, והפרק "החלטת הוועדה המחוזית" נושא שתי שורות בכתב יד שאינן קריאות בעותק שהומצא, ואין בהן דיון בתנאי החוק.</w:t>
+      </w:r>
+    </w:p>
+    <w:p>
+      <w:pPr>
+        <w:tabs>
+          <w:tab w:val="start" w:pos="480"/>
+        </w:tabs>
+        <w:bidi/>
+        <w:spacing w:after="45" w:line="360" w:lineRule="auto"/>
+        <w:ind w:start="480" w:hanging="480"/>
+        <w:jc w:val="both"/>
+      </w:pPr>
+      <w:r>
+        <w:rPr>
+          <w:rFonts w:ascii="David" w:cs="David" w:eastAsia="David" w:hAnsi="David"/>
+          <w:b w:val="false"/>
+          <w:bCs w:val="false"/>
+          <w:i w:val="false"/>
+          <w:iCs w:val="false"/>
+          <w:sz w:val="24"/>
+          <w:szCs w:val="24"/>
+          <w:rtl/>
+        </w:rPr>
+        <w:t xml:space="preserve">27.</w:t>
+      </w:r>
+      <w:r>
+        <w:rPr>
+          <w:rFonts w:ascii="David" w:cs="David" w:eastAsia="David" w:hAnsi="David"/>
+          <w:sz w:val="24"/>
+          <w:szCs w:val="24"/>
+          <w:rtl/>
+        </w:rPr>
+        <w:tab/>
+      </w:r>
+      <w:r>
+        <w:rPr>
+          <w:rFonts w:ascii="David" w:cs="David" w:eastAsia="David" w:hAnsi="David"/>
+          <w:b w:val="false"/>
+          <w:bCs w:val="false"/>
+          <w:i w:val="false"/>
+          <w:iCs w:val="false"/>
+          <w:sz w:val="24"/>
+          <w:szCs w:val="24"/>
+          <w:rtl/>
+        </w:rPr>
+        <w:t xml:space="preserve">השדה "מצ"ב החלטת ועדה מיום ___" נותר ריק, בעוד המסמך שאליו הוא מפנה לא הוצג; וחובת ההנמקה קבועה בסעיף 2 לחוק לתיקון סדרי המינהל (החלטות והנמקות), התשי"ט-1958.</w:t>
+      </w:r>
+    </w:p>
+    <w:p>
+      <w:pPr>
+        <w:tabs>
+          <w:tab w:val="start" w:pos="480"/>
+        </w:tabs>
+        <w:bidi/>
+        <w:spacing w:after="45" w:line="360" w:lineRule="auto"/>
+        <w:ind w:start="480" w:hanging="480"/>
+        <w:jc w:val="both"/>
+      </w:pPr>
+      <w:r>
+        <w:rPr>
+          <w:rFonts w:ascii="David" w:cs="David" w:eastAsia="David" w:hAnsi="David"/>
+          <w:b w:val="false"/>
+          <w:bCs w:val="false"/>
+          <w:i w:val="false"/>
+          <w:iCs w:val="false"/>
+          <w:sz w:val="24"/>
+          <w:szCs w:val="24"/>
+          <w:rtl/>
+        </w:rPr>
+        <w:t xml:space="preserve">28.</w:t>
+      </w:r>
+      <w:r>
+        <w:rPr>
+          <w:rFonts w:ascii="David" w:cs="David" w:eastAsia="David" w:hAnsi="David"/>
+          <w:sz w:val="24"/>
+          <w:szCs w:val="24"/>
+          <w:rtl/>
+        </w:rPr>
+        <w:tab/>
+      </w:r>
+      <w:r>
+        <w:rPr>
+          <w:rFonts w:ascii="David" w:cs="David" w:eastAsia="David" w:hAnsi="David"/>
+          <w:b w:val="false"/>
+          <w:bCs w:val="false"/>
+          <w:i w:val="false"/>
+          <w:iCs w:val="false"/>
+          <w:sz w:val="24"/>
+          <w:szCs w:val="24"/>
+          <w:rtl/>
+        </w:rPr>
+        <w:t xml:space="preserve">הרובריקה שיועדה לסגן מנהל מרכז השירות, שבה אמורים היו להירשם אישורי משרד הבינוי והשיכון והממצאים, נותרה ריקה בכל שורותיה, בלא שם ובלא חתימה.</w:t>
+      </w:r>
+    </w:p>
+    <w:p>
+      <w:pPr>
+        <w:tabs>
+          <w:tab w:val="start" w:pos="480"/>
+        </w:tabs>
+        <w:bidi/>
+        <w:spacing w:after="45" w:line="360" w:lineRule="auto"/>
+        <w:ind w:start="480" w:hanging="480"/>
+        <w:jc w:val="both"/>
+      </w:pPr>
+      <w:r>
+        <w:rPr>
+          <w:rFonts w:ascii="David" w:cs="David" w:eastAsia="David" w:hAnsi="David"/>
+          <w:b w:val="false"/>
+          <w:bCs w:val="false"/>
+          <w:i w:val="false"/>
+          <w:iCs w:val="false"/>
+          <w:sz w:val="24"/>
+          <w:szCs w:val="24"/>
+          <w:rtl/>
+        </w:rPr>
+        <w:t xml:space="preserve">29.</w:t>
+      </w:r>
+      <w:r>
+        <w:rPr>
+          <w:rFonts w:ascii="David" w:cs="David" w:eastAsia="David" w:hAnsi="David"/>
+          <w:sz w:val="24"/>
+          <w:szCs w:val="24"/>
+          <w:rtl/>
+        </w:rPr>
+        <w:tab/>
+      </w:r>
+      <w:r>
+        <w:rPr>
+          <w:rFonts w:ascii="David" w:cs="David" w:eastAsia="David" w:hAnsi="David"/>
+          <w:b w:val="false"/>
+          <w:bCs w:val="false"/>
+          <w:i w:val="false"/>
+          <w:iCs w:val="false"/>
+          <w:sz w:val="24"/>
+          <w:szCs w:val="24"/>
+          <w:rtl/>
+        </w:rPr>
+        <w:t xml:space="preserve">בכלל אותן שורות ריקות השדות "חסר דירה" ו"מומש סיוע בשכ"ד", שבהם נבחנת זכאותה העצמאית של הנתבעת לדירה ציבורית לפי הכללים - היא החלופה שבסעיף 3(ב) לחוק, אשר בהתקיימה רואים את הדייר הממשיך כמי שבא בנעלי הזכאי.</w:t>
+      </w:r>
+    </w:p>
+    <w:p>
+      <w:pPr>
+        <w:tabs>
+          <w:tab w:val="start" w:pos="480"/>
+        </w:tabs>
+        <w:bidi/>
+        <w:spacing w:after="45" w:line="360" w:lineRule="auto"/>
+        <w:ind w:start="480" w:hanging="480"/>
+        <w:jc w:val="both"/>
+      </w:pPr>
+      <w:r>
+        <w:rPr>
+          <w:rFonts w:ascii="David" w:cs="David" w:eastAsia="David" w:hAnsi="David"/>
+          <w:b w:val="false"/>
+          <w:bCs w:val="false"/>
+          <w:i w:val="false"/>
+          <w:iCs w:val="false"/>
+          <w:sz w:val="24"/>
+          <w:szCs w:val="24"/>
+          <w:rtl/>
+        </w:rPr>
+        <w:t xml:space="preserve">30.</w:t>
+      </w:r>
+      <w:r>
+        <w:rPr>
+          <w:rFonts w:ascii="David" w:cs="David" w:eastAsia="David" w:hAnsi="David"/>
+          <w:sz w:val="24"/>
+          <w:szCs w:val="24"/>
+          <w:rtl/>
+        </w:rPr>
+        <w:tab/>
+      </w:r>
+      <w:r>
+        <w:rPr>
+          <w:rFonts w:ascii="David" w:cs="David" w:eastAsia="David" w:hAnsi="David"/>
+          <w:b w:val="false"/>
+          <w:bCs w:val="false"/>
+          <w:i w:val="false"/>
+          <w:iCs w:val="false"/>
+          <w:sz w:val="24"/>
+          <w:szCs w:val="24"/>
+          <w:rtl/>
+        </w:rPr>
+        <w:t xml:space="preserve">משכך, הקביעה שבסעיף 19 לכתב התביעה, ולפיה לא עמדה הנתבעת בתבחינים, אינה קביעה אלא הנחה; ומכל מקום, ועדה פנימית של התובעת אינה משרד הבינוי והשיכון.</w:t>
+      </w:r>
+    </w:p>
+    <w:p>
+      <w:pPr>
+        <w:tabs>
+          <w:tab w:val="start" w:pos="480"/>
+        </w:tabs>
+        <w:bidi/>
+        <w:spacing w:after="45" w:line="360" w:lineRule="auto"/>
+        <w:ind w:start="480" w:hanging="480"/>
+        <w:jc w:val="both"/>
+      </w:pPr>
+      <w:r>
+        <w:rPr>
+          <w:rFonts w:ascii="David" w:cs="David" w:eastAsia="David" w:hAnsi="David"/>
+          <w:b w:val="false"/>
+          <w:bCs w:val="false"/>
+          <w:i w:val="false"/>
+          <w:iCs w:val="false"/>
+          <w:sz w:val="24"/>
+          <w:szCs w:val="24"/>
+          <w:rtl/>
+        </w:rPr>
+        <w:t xml:space="preserve">31.</w:t>
       </w:r>
       <w:r>
         <w:rPr>
@@ -2110,7 +2432,7 @@
           <w:szCs w:val="24"/>
           <w:rtl/>
         </w:rPr>
-        <w:t xml:space="preserve">25.</w:t>
+        <w:t xml:space="preserve">32.</w:t>
       </w:r>
       <w:r>
         <w:rPr>
@@ -2182,7 +2504,7 @@
           <w:szCs w:val="24"/>
           <w:rtl/>
         </w:rPr>
-        <w:t xml:space="preserve">26.</w:t>
+        <w:t xml:space="preserve">33.</w:t>
       </w:r>
       <w:r>
         <w:rPr>
@@ -2230,31 +2552,77 @@
           <w:szCs w:val="24"/>
           <w:rtl/>
         </w:rPr>
-        <w:t xml:space="preserve">. קרי, בדיקה פנימית של הדירה כולה וקביעה פוזיטיבית, על יסוד ביקור שלא נערך. והמוקדם שברישומי הטבלה הוא מיום 11.8.2010, כך שביחס ליום 1.8.2009, נקודת המוצא של אמת המידה, אין בה דבר.</w:t>
-      </w:r>
-    </w:p>
-    <w:p>
-      <w:pPr>
-        <w:tabs>
-          <w:tab w:val="start" w:pos="480"/>
-        </w:tabs>
-        <w:bidi/>
-        <w:spacing w:after="45" w:line="360" w:lineRule="auto"/>
-        <w:ind w:start="480" w:hanging="480"/>
-        <w:jc w:val="both"/>
-      </w:pPr>
-      <w:r>
-        <w:rPr>
-          <w:rFonts w:ascii="David" w:cs="David" w:eastAsia="David" w:hAnsi="David"/>
-          <w:b w:val="false"/>
-          <w:bCs w:val="false"/>
-          <w:i w:val="false"/>
-          <w:iCs w:val="false"/>
-          <w:sz w:val="24"/>
-          <w:szCs w:val="24"/>
-          <w:rtl/>
-        </w:rPr>
-        <w:t xml:space="preserve">27.</w:t>
+        <w:t xml:space="preserve">.</w:t>
+      </w:r>
+    </w:p>
+    <w:p>
+      <w:pPr>
+        <w:tabs>
+          <w:tab w:val="start" w:pos="480"/>
+        </w:tabs>
+        <w:bidi/>
+        <w:spacing w:after="45" w:line="360" w:lineRule="auto"/>
+        <w:ind w:start="480" w:hanging="480"/>
+        <w:jc w:val="both"/>
+      </w:pPr>
+      <w:r>
+        <w:rPr>
+          <w:rFonts w:ascii="David" w:cs="David" w:eastAsia="David" w:hAnsi="David"/>
+          <w:b w:val="false"/>
+          <w:bCs w:val="false"/>
+          <w:i w:val="false"/>
+          <w:iCs w:val="false"/>
+          <w:sz w:val="24"/>
+          <w:szCs w:val="24"/>
+          <w:rtl/>
+        </w:rPr>
+        <w:t xml:space="preserve">34.</w:t>
+      </w:r>
+      <w:r>
+        <w:rPr>
+          <w:rFonts w:ascii="David" w:cs="David" w:eastAsia="David" w:hAnsi="David"/>
+          <w:sz w:val="24"/>
+          <w:szCs w:val="24"/>
+          <w:rtl/>
+        </w:rPr>
+        <w:tab/>
+      </w:r>
+      <w:r>
+        <w:rPr>
+          <w:rFonts w:ascii="David" w:cs="David" w:eastAsia="David" w:hAnsi="David"/>
+          <w:b w:val="false"/>
+          <w:bCs w:val="false"/>
+          <w:i w:val="false"/>
+          <w:iCs w:val="false"/>
+          <w:sz w:val="24"/>
+          <w:szCs w:val="24"/>
+          <w:rtl/>
+        </w:rPr>
+        <w:t xml:space="preserve">קרי, בדיקה פנימית של הדירה כולה וקביעה פוזיטיבית, על יסוד ביקור שלא נערך. והמוקדם שברישומי הטבלה הוא מיום 11.8.2010, כך שביחס ליום 1.8.2009, נקודת המוצא של אמת המידה, אין בה דבר.</w:t>
+      </w:r>
+    </w:p>
+    <w:p>
+      <w:pPr>
+        <w:tabs>
+          <w:tab w:val="start" w:pos="480"/>
+        </w:tabs>
+        <w:bidi/>
+        <w:spacing w:after="45" w:line="360" w:lineRule="auto"/>
+        <w:ind w:start="480" w:hanging="480"/>
+        <w:jc w:val="both"/>
+      </w:pPr>
+      <w:r>
+        <w:rPr>
+          <w:rFonts w:ascii="David" w:cs="David" w:eastAsia="David" w:hAnsi="David"/>
+          <w:b w:val="false"/>
+          <w:bCs w:val="false"/>
+          <w:i w:val="false"/>
+          <w:iCs w:val="false"/>
+          <w:sz w:val="24"/>
+          <w:szCs w:val="24"/>
+          <w:rtl/>
+        </w:rPr>
+        <w:t xml:space="preserve">35.</w:t>
       </w:r>
       <w:r>
         <w:rPr>
@@ -2313,7 +2681,7 @@
           <w:szCs w:val="24"/>
           <w:rtl/>
         </w:rPr>
-        <w:t xml:space="preserve">28.</w:t>
+        <w:t xml:space="preserve">36.</w:t>
       </w:r>
       <w:r>
         <w:rPr>
@@ -2359,191 +2727,191 @@
           <w:szCs w:val="24"/>
           <w:rtl/>
         </w:rPr>
-        <w:t xml:space="preserve">29.</w:t>
-      </w:r>
-      <w:r>
-        <w:rPr>
-          <w:rFonts w:ascii="David" w:cs="David" w:eastAsia="David" w:hAnsi="David"/>
-          <w:sz w:val="24"/>
-          <w:szCs w:val="24"/>
-          <w:rtl/>
-        </w:rPr>
-        <w:tab/>
-      </w:r>
-      <w:r>
-        <w:rPr>
-          <w:rFonts w:ascii="David" w:cs="David" w:eastAsia="David" w:hAnsi="David"/>
-          <w:b w:val="false"/>
-          <w:bCs w:val="false"/>
-          <w:i w:val="false"/>
-          <w:iCs w:val="false"/>
-          <w:sz w:val="24"/>
-          <w:szCs w:val="24"/>
-          <w:rtl/>
-        </w:rPr>
-        <w:t xml:space="preserve">בפרק "אישור חתימה" שבתחתית הטופס מציע הנוסח המודפס שתי חלופות, "לאחר שקרא/ה אותה" ו"הקראתי לו/ה", ואיש לא סימן איזו מהן התקיימה. אין בטופס זכר למתורגמן ואין בו אינדיקציה שתוכנו הובא לידיעת המנוח בשפה שהבין; וגוף הטופס כולו מודפס מראש, והמנוח לא הוסיף בו דבר מלבד חתימתו והתאריך.</w:t>
-      </w:r>
-    </w:p>
-    <w:p>
-      <w:pPr>
-        <w:tabs>
-          <w:tab w:val="start" w:pos="480"/>
-        </w:tabs>
-        <w:bidi/>
-        <w:spacing w:after="45" w:line="360" w:lineRule="auto"/>
-        <w:ind w:start="480" w:hanging="480"/>
-        <w:jc w:val="both"/>
-      </w:pPr>
-      <w:r>
-        <w:rPr>
-          <w:rFonts w:ascii="David" w:cs="David" w:eastAsia="David" w:hAnsi="David"/>
-          <w:b w:val="false"/>
-          <w:bCs w:val="false"/>
-          <w:i w:val="false"/>
-          <w:iCs w:val="false"/>
-          <w:sz w:val="24"/>
-          <w:szCs w:val="24"/>
-          <w:rtl/>
-        </w:rPr>
-        <w:t xml:space="preserve">30.</w:t>
-      </w:r>
-      <w:r>
-        <w:rPr>
-          <w:rFonts w:ascii="David" w:cs="David" w:eastAsia="David" w:hAnsi="David"/>
-          <w:sz w:val="24"/>
-          <w:szCs w:val="24"/>
-          <w:rtl/>
-        </w:rPr>
-        <w:tab/>
-      </w:r>
-      <w:r>
-        <w:rPr>
-          <w:rFonts w:ascii="David" w:cs="David" w:eastAsia="David" w:hAnsi="David"/>
-          <w:b w:val="false"/>
-          <w:bCs w:val="false"/>
-          <w:i w:val="false"/>
-          <w:iCs w:val="false"/>
-          <w:sz w:val="24"/>
-          <w:szCs w:val="24"/>
-          <w:rtl/>
-        </w:rPr>
-        <w:t xml:space="preserve">מסמך שהוחתם כך על אדם שאינו יודע קרוא וכתוב, מבלי שהוכח כי הוסבר לו בשפתו, אין ליתן בו משקל. הנתבעת שומרת על זכותה להתנגד להגשתו ולעתור להוצאתו מן התיק.</w:t>
-      </w:r>
-    </w:p>
-    <w:p>
-      <w:pPr>
-        <w:tabs>
-          <w:tab w:val="start" w:pos="480"/>
-        </w:tabs>
-        <w:bidi/>
-        <w:spacing w:after="45" w:line="360" w:lineRule="auto"/>
-        <w:ind w:start="480" w:hanging="480"/>
-        <w:jc w:val="both"/>
-      </w:pPr>
-      <w:r>
-        <w:rPr>
-          <w:rFonts w:ascii="David" w:cs="David" w:eastAsia="David" w:hAnsi="David"/>
-          <w:b w:val="false"/>
-          <w:bCs w:val="false"/>
-          <w:i w:val="false"/>
-          <w:iCs w:val="false"/>
-          <w:sz w:val="24"/>
-          <w:szCs w:val="24"/>
-          <w:rtl/>
-        </w:rPr>
-        <w:t xml:space="preserve">31.</w:t>
-      </w:r>
-      <w:r>
-        <w:rPr>
-          <w:rFonts w:ascii="David" w:cs="David" w:eastAsia="David" w:hAnsi="David"/>
-          <w:sz w:val="24"/>
-          <w:szCs w:val="24"/>
-          <w:rtl/>
-        </w:rPr>
-        <w:tab/>
-      </w:r>
-      <w:r>
-        <w:rPr>
-          <w:rFonts w:ascii="David" w:cs="David" w:eastAsia="David" w:hAnsi="David"/>
-          <w:b w:val="false"/>
-          <w:bCs w:val="false"/>
-          <w:i w:val="false"/>
-          <w:iCs w:val="false"/>
-          <w:sz w:val="24"/>
-          <w:szCs w:val="24"/>
-          <w:rtl/>
-        </w:rPr>
-        <w:t xml:space="preserve">וסעיף 3 לטופס מגלה את תכליתו: כי ההצהרה "לא תאפשר לקרובי לטעון כי גרו איתי בדירה, לרבות לצורך הוכחת משך מגורים בדירה כדי להיחשב 'דיירים ממשיכים'".</w:t>
-      </w:r>
-    </w:p>
-    <w:p>
-      <w:pPr>
-        <w:tabs>
-          <w:tab w:val="start" w:pos="480"/>
-        </w:tabs>
-        <w:bidi/>
-        <w:spacing w:after="45" w:line="360" w:lineRule="auto"/>
-        <w:ind w:start="480" w:hanging="480"/>
-        <w:jc w:val="both"/>
-      </w:pPr>
-      <w:r>
-        <w:rPr>
-          <w:rFonts w:ascii="David" w:cs="David" w:eastAsia="David" w:hAnsi="David"/>
-          <w:b w:val="false"/>
-          <w:bCs w:val="false"/>
-          <w:i w:val="false"/>
-          <w:iCs w:val="false"/>
-          <w:sz w:val="24"/>
-          <w:szCs w:val="24"/>
-          <w:rtl/>
-        </w:rPr>
-        <w:t xml:space="preserve">32.</w:t>
-      </w:r>
-      <w:r>
-        <w:rPr>
-          <w:rFonts w:ascii="David" w:cs="David" w:eastAsia="David" w:hAnsi="David"/>
-          <w:sz w:val="24"/>
-          <w:szCs w:val="24"/>
-          <w:rtl/>
-        </w:rPr>
-        <w:tab/>
-      </w:r>
-      <w:r>
-        <w:rPr>
-          <w:rFonts w:ascii="David" w:cs="David" w:eastAsia="David" w:hAnsi="David"/>
-          <w:b w:val="false"/>
-          <w:bCs w:val="false"/>
-          <w:i w:val="false"/>
-          <w:iCs w:val="false"/>
-          <w:sz w:val="24"/>
-          <w:szCs w:val="24"/>
-          <w:rtl/>
-        </w:rPr>
-        <w:t xml:space="preserve">ברם, המעמד שבחוק זכויות הדייר בדיור הציבורי קם לנתבעת מכוח דין, והיא לא היתה צד לאותו טופס. זכות סטטוטורית של מי שאינו חתום על הטופס אינה ניתנת לוויתור בידי החותם, ולו מטעמי תקנת הציבור שבסעיף 30 לחוק החוזים (חלק כללי), התשל"ג-1973. ומכל מקום עסקינן בטופס אחד ממועד אחד, שאין בו כדי ללמד על התקופה שקדמה לו או על זו שלאחריה.</w:t>
-      </w:r>
-    </w:p>
-    <w:p>
-      <w:pPr>
-        <w:tabs>
-          <w:tab w:val="start" w:pos="480"/>
-        </w:tabs>
-        <w:bidi/>
-        <w:spacing w:after="45" w:line="360" w:lineRule="auto"/>
-        <w:ind w:start="480" w:hanging="480"/>
-        <w:jc w:val="both"/>
-      </w:pPr>
-      <w:r>
-        <w:rPr>
-          <w:rFonts w:ascii="David" w:cs="David" w:eastAsia="David" w:hAnsi="David"/>
-          <w:b w:val="false"/>
-          <w:bCs w:val="false"/>
-          <w:i w:val="false"/>
-          <w:iCs w:val="false"/>
-          <w:sz w:val="24"/>
-          <w:szCs w:val="24"/>
-          <w:rtl/>
-        </w:rPr>
-        <w:t xml:space="preserve">33.</w:t>
+        <w:t xml:space="preserve">37.</w:t>
+      </w:r>
+      <w:r>
+        <w:rPr>
+          <w:rFonts w:ascii="David" w:cs="David" w:eastAsia="David" w:hAnsi="David"/>
+          <w:sz w:val="24"/>
+          <w:szCs w:val="24"/>
+          <w:rtl/>
+        </w:rPr>
+        <w:tab/>
+      </w:r>
+      <w:r>
+        <w:rPr>
+          <w:rFonts w:ascii="David" w:cs="David" w:eastAsia="David" w:hAnsi="David"/>
+          <w:b w:val="false"/>
+          <w:bCs w:val="false"/>
+          <w:i w:val="false"/>
+          <w:iCs w:val="false"/>
+          <w:sz w:val="24"/>
+          <w:szCs w:val="24"/>
+          <w:rtl/>
+        </w:rPr>
+        <w:t xml:space="preserve">בפרק "אישור חתימה" שבתחתית הטופס מציע הנוסח המודפס שתי חלופות, "לאחר שקרא/ה אותה" ו"הקראתי לו/ה", ואיש לא סימן איזו מהן התקיימה; אין בו זכר למתורגמן ואין אינדיקציה שתוכנו הובא לידיעת המנוח בשפה שהבין.</w:t>
+      </w:r>
+    </w:p>
+    <w:p>
+      <w:pPr>
+        <w:tabs>
+          <w:tab w:val="start" w:pos="480"/>
+        </w:tabs>
+        <w:bidi/>
+        <w:spacing w:after="45" w:line="360" w:lineRule="auto"/>
+        <w:ind w:start="480" w:hanging="480"/>
+        <w:jc w:val="both"/>
+      </w:pPr>
+      <w:r>
+        <w:rPr>
+          <w:rFonts w:ascii="David" w:cs="David" w:eastAsia="David" w:hAnsi="David"/>
+          <w:b w:val="false"/>
+          <w:bCs w:val="false"/>
+          <w:i w:val="false"/>
+          <w:iCs w:val="false"/>
+          <w:sz w:val="24"/>
+          <w:szCs w:val="24"/>
+          <w:rtl/>
+        </w:rPr>
+        <w:t xml:space="preserve">38.</w:t>
+      </w:r>
+      <w:r>
+        <w:rPr>
+          <w:rFonts w:ascii="David" w:cs="David" w:eastAsia="David" w:hAnsi="David"/>
+          <w:sz w:val="24"/>
+          <w:szCs w:val="24"/>
+          <w:rtl/>
+        </w:rPr>
+        <w:tab/>
+      </w:r>
+      <w:r>
+        <w:rPr>
+          <w:rFonts w:ascii="David" w:cs="David" w:eastAsia="David" w:hAnsi="David"/>
+          <w:b w:val="false"/>
+          <w:bCs w:val="false"/>
+          <w:i w:val="false"/>
+          <w:iCs w:val="false"/>
+          <w:sz w:val="24"/>
+          <w:szCs w:val="24"/>
+          <w:rtl/>
+        </w:rPr>
+        <w:t xml:space="preserve">גוף הטופס כולו מודפס מראש, והמנוח לא הוסיף בו דבר מלבד חתימתו והתאריך. מסמך שהוחתם כך על אדם שאינו יודע קרוא וכתוב, בלא שהוכח כי הוסבר לו בשפתו, אין ליתן בו משקל, והנתבעת שומרת על זכותה להתנגד להגשתו ולעתור להוצאתו מן התיק.</w:t>
+      </w:r>
+    </w:p>
+    <w:p>
+      <w:pPr>
+        <w:tabs>
+          <w:tab w:val="start" w:pos="480"/>
+        </w:tabs>
+        <w:bidi/>
+        <w:spacing w:after="45" w:line="360" w:lineRule="auto"/>
+        <w:ind w:start="480" w:hanging="480"/>
+        <w:jc w:val="both"/>
+      </w:pPr>
+      <w:r>
+        <w:rPr>
+          <w:rFonts w:ascii="David" w:cs="David" w:eastAsia="David" w:hAnsi="David"/>
+          <w:b w:val="false"/>
+          <w:bCs w:val="false"/>
+          <w:i w:val="false"/>
+          <w:iCs w:val="false"/>
+          <w:sz w:val="24"/>
+          <w:szCs w:val="24"/>
+          <w:rtl/>
+        </w:rPr>
+        <w:t xml:space="preserve">39.</w:t>
+      </w:r>
+      <w:r>
+        <w:rPr>
+          <w:rFonts w:ascii="David" w:cs="David" w:eastAsia="David" w:hAnsi="David"/>
+          <w:sz w:val="24"/>
+          <w:szCs w:val="24"/>
+          <w:rtl/>
+        </w:rPr>
+        <w:tab/>
+      </w:r>
+      <w:r>
+        <w:rPr>
+          <w:rFonts w:ascii="David" w:cs="David" w:eastAsia="David" w:hAnsi="David"/>
+          <w:b w:val="false"/>
+          <w:bCs w:val="false"/>
+          <w:i w:val="false"/>
+          <w:iCs w:val="false"/>
+          <w:sz w:val="24"/>
+          <w:szCs w:val="24"/>
+          <w:rtl/>
+        </w:rPr>
+        <w:t xml:space="preserve">וסעיף 3 שבו מגלה את תכליתו: כי ההצהרה "לא תאפשר לקרובי לטעון כי גרו איתי בדירה... כדי להיחשב 'דיירים ממשיכים'". ברם, המעמד שבחוק קם לנתבעת מכוח דין, והיא לא היתה צד לאותו טופס.</w:t>
+      </w:r>
+    </w:p>
+    <w:p>
+      <w:pPr>
+        <w:tabs>
+          <w:tab w:val="start" w:pos="480"/>
+        </w:tabs>
+        <w:bidi/>
+        <w:spacing w:after="45" w:line="360" w:lineRule="auto"/>
+        <w:ind w:start="480" w:hanging="480"/>
+        <w:jc w:val="both"/>
+      </w:pPr>
+      <w:r>
+        <w:rPr>
+          <w:rFonts w:ascii="David" w:cs="David" w:eastAsia="David" w:hAnsi="David"/>
+          <w:b w:val="false"/>
+          <w:bCs w:val="false"/>
+          <w:i w:val="false"/>
+          <w:iCs w:val="false"/>
+          <w:sz w:val="24"/>
+          <w:szCs w:val="24"/>
+          <w:rtl/>
+        </w:rPr>
+        <w:t xml:space="preserve">40.</w:t>
+      </w:r>
+      <w:r>
+        <w:rPr>
+          <w:rFonts w:ascii="David" w:cs="David" w:eastAsia="David" w:hAnsi="David"/>
+          <w:sz w:val="24"/>
+          <w:szCs w:val="24"/>
+          <w:rtl/>
+        </w:rPr>
+        <w:tab/>
+      </w:r>
+      <w:r>
+        <w:rPr>
+          <w:rFonts w:ascii="David" w:cs="David" w:eastAsia="David" w:hAnsi="David"/>
+          <w:b w:val="false"/>
+          <w:bCs w:val="false"/>
+          <w:i w:val="false"/>
+          <w:iCs w:val="false"/>
+          <w:sz w:val="24"/>
+          <w:szCs w:val="24"/>
+          <w:rtl/>
+        </w:rPr>
+        <w:t xml:space="preserve">זכות סטטוטורית של מי שאינו חתום על הטופס אינה ניתנת לוויתור בידי החותם, ולו מטעמי תקנת הציבור שבסעיף 30 לחוק החוזים (חלק כללי), התשל"ג-1973.</w:t>
+      </w:r>
+    </w:p>
+    <w:p>
+      <w:pPr>
+        <w:tabs>
+          <w:tab w:val="start" w:pos="480"/>
+        </w:tabs>
+        <w:bidi/>
+        <w:spacing w:after="45" w:line="360" w:lineRule="auto"/>
+        <w:ind w:start="480" w:hanging="480"/>
+        <w:jc w:val="both"/>
+      </w:pPr>
+      <w:r>
+        <w:rPr>
+          <w:rFonts w:ascii="David" w:cs="David" w:eastAsia="David" w:hAnsi="David"/>
+          <w:b w:val="false"/>
+          <w:bCs w:val="false"/>
+          <w:i w:val="false"/>
+          <w:iCs w:val="false"/>
+          <w:sz w:val="24"/>
+          <w:szCs w:val="24"/>
+          <w:rtl/>
+        </w:rPr>
+        <w:t xml:space="preserve">41.</w:t>
       </w:r>
       <w:r>
         <w:rPr>
@@ -2578,53 +2946,99 @@
           <w:szCs w:val="24"/>
           <w:rtl/>
         </w:rPr>
-        <w:t xml:space="preserve"> בחודש יולי 2026 פנה האגף לשירותים חברתיים בעיריית פתח תקווה במכתב שעניינו הנתבעת (נספח ה'), המוכרת באותו אגף כנתמכת (נספח ו'). במכתב נמסר כי הנתבעת "היתה מוכרת ברווחה לאורך שנים", וכי היא "בת 42 רווקה ללא ילדים מתמודדת עם נכות נפשית ופיברומיאלגיה, אינה עובדת ומקבלת קיצבה 100% נכות מביטוח לאומי" (נספח ז').</w:t>
-      </w:r>
-    </w:p>
-    <w:p>
-      <w:pPr>
-        <w:tabs>
-          <w:tab w:val="start" w:pos="480"/>
-        </w:tabs>
-        <w:bidi/>
-        <w:spacing w:after="45" w:line="360" w:lineRule="auto"/>
-        <w:ind w:start="480" w:hanging="480"/>
-        <w:jc w:val="both"/>
-      </w:pPr>
-      <w:r>
-        <w:rPr>
-          <w:rFonts w:ascii="David" w:cs="David" w:eastAsia="David" w:hAnsi="David"/>
-          <w:b w:val="false"/>
-          <w:bCs w:val="false"/>
-          <w:i w:val="false"/>
-          <w:iCs w:val="false"/>
-          <w:sz w:val="24"/>
-          <w:szCs w:val="24"/>
-          <w:rtl/>
-        </w:rPr>
-        <w:t xml:space="preserve">34.</w:t>
-      </w:r>
-      <w:r>
-        <w:rPr>
-          <w:rFonts w:ascii="David" w:cs="David" w:eastAsia="David" w:hAnsi="David"/>
-          <w:sz w:val="24"/>
-          <w:szCs w:val="24"/>
-          <w:rtl/>
-        </w:rPr>
-        <w:tab/>
-      </w:r>
-      <w:r>
-        <w:rPr>
-          <w:rFonts w:ascii="David" w:cs="David" w:eastAsia="David" w:hAnsi="David"/>
-          <w:b w:val="false"/>
-          <w:bCs w:val="false"/>
-          <w:i w:val="false"/>
-          <w:iCs w:val="false"/>
-          <w:sz w:val="24"/>
-          <w:szCs w:val="24"/>
-          <w:rtl/>
-        </w:rPr>
-        <w:t xml:space="preserve">ובסיפתו: </w:t>
+        <w:t xml:space="preserve"> בחודש יולי 2026 פנה האגף לשירותים חברתיים בעיריית פתח תקווה במכתב שעניינו הנתבעת (נספח ה'), המוכרת באותו אגף כנתמכת (נספח ו').</w:t>
+      </w:r>
+    </w:p>
+    <w:p>
+      <w:pPr>
+        <w:tabs>
+          <w:tab w:val="start" w:pos="480"/>
+        </w:tabs>
+        <w:bidi/>
+        <w:spacing w:after="45" w:line="360" w:lineRule="auto"/>
+        <w:ind w:start="480" w:hanging="480"/>
+        <w:jc w:val="both"/>
+      </w:pPr>
+      <w:r>
+        <w:rPr>
+          <w:rFonts w:ascii="David" w:cs="David" w:eastAsia="David" w:hAnsi="David"/>
+          <w:b w:val="false"/>
+          <w:bCs w:val="false"/>
+          <w:i w:val="false"/>
+          <w:iCs w:val="false"/>
+          <w:sz w:val="24"/>
+          <w:szCs w:val="24"/>
+          <w:rtl/>
+        </w:rPr>
+        <w:t xml:space="preserve">42.</w:t>
+      </w:r>
+      <w:r>
+        <w:rPr>
+          <w:rFonts w:ascii="David" w:cs="David" w:eastAsia="David" w:hAnsi="David"/>
+          <w:sz w:val="24"/>
+          <w:szCs w:val="24"/>
+          <w:rtl/>
+        </w:rPr>
+        <w:tab/>
+      </w:r>
+      <w:r>
+        <w:rPr>
+          <w:rFonts w:ascii="David" w:cs="David" w:eastAsia="David" w:hAnsi="David"/>
+          <w:b w:val="false"/>
+          <w:bCs w:val="false"/>
+          <w:i w:val="false"/>
+          <w:iCs w:val="false"/>
+          <w:sz w:val="24"/>
+          <w:szCs w:val="24"/>
+          <w:rtl/>
+        </w:rPr>
+        <w:t xml:space="preserve">במכתב נמסר כי הנתבעת "היתה מוכרת ברווחה לאורך שנים", וכי היא "בת 42 רווקה ללא ילדים מתמודדת עם נכות נפשית ופיברומיאלגיה, אינה עובדת ומקבלת קיצבה 100% נכות מביטוח לאומי" (נספח ז').</w:t>
+      </w:r>
+    </w:p>
+    <w:p>
+      <w:pPr>
+        <w:tabs>
+          <w:tab w:val="start" w:pos="480"/>
+        </w:tabs>
+        <w:bidi/>
+        <w:spacing w:after="45" w:line="360" w:lineRule="auto"/>
+        <w:ind w:start="480" w:hanging="480"/>
+        <w:jc w:val="both"/>
+      </w:pPr>
+      <w:r>
+        <w:rPr>
+          <w:rFonts w:ascii="David" w:cs="David" w:eastAsia="David" w:hAnsi="David"/>
+          <w:b w:val="false"/>
+          <w:bCs w:val="false"/>
+          <w:i w:val="false"/>
+          <w:iCs w:val="false"/>
+          <w:sz w:val="24"/>
+          <w:szCs w:val="24"/>
+          <w:rtl/>
+        </w:rPr>
+        <w:t xml:space="preserve">43.</w:t>
+      </w:r>
+      <w:r>
+        <w:rPr>
+          <w:rFonts w:ascii="David" w:cs="David" w:eastAsia="David" w:hAnsi="David"/>
+          <w:sz w:val="24"/>
+          <w:szCs w:val="24"/>
+          <w:rtl/>
+        </w:rPr>
+        <w:tab/>
+      </w:r>
+      <w:r>
+        <w:rPr>
+          <w:rFonts w:ascii="David" w:cs="David" w:eastAsia="David" w:hAnsi="David"/>
+          <w:b w:val="false"/>
+          <w:bCs w:val="false"/>
+          <w:i w:val="false"/>
+          <w:iCs w:val="false"/>
+          <w:sz w:val="24"/>
+          <w:szCs w:val="24"/>
+          <w:rtl/>
+        </w:rPr>
+        <w:t xml:space="preserve">ובסיפת המכתב: </w:t>
       </w:r>
       <w:r>
         <w:rPr>
@@ -2650,77 +3064,123 @@
           <w:szCs w:val="24"/>
           <w:rtl/>
         </w:rPr>
-        <w:t xml:space="preserve">. וכבר בשנת 2013 פנתה הנתבעת בכתב אל משרד הבינוי והשיכון בבקשה לפתרון דיור, ותיארה כי אין לה קורת גג משלה וכי היא מתגוררת בשכירות; הפנייה נמסרה באמצעות מרכז אלונים, גורם רווחה ושיקום, ואושרה בחותמתו ביום 28.6.2013 (נספח ד').</w:t>
-      </w:r>
-    </w:p>
-    <w:p>
-      <w:pPr>
-        <w:tabs>
-          <w:tab w:val="start" w:pos="480"/>
-        </w:tabs>
-        <w:bidi/>
-        <w:spacing w:after="45" w:line="360" w:lineRule="auto"/>
-        <w:ind w:start="480" w:hanging="480"/>
-        <w:jc w:val="both"/>
-      </w:pPr>
-      <w:r>
-        <w:rPr>
-          <w:rFonts w:ascii="David" w:cs="David" w:eastAsia="David" w:hAnsi="David"/>
-          <w:b w:val="false"/>
-          <w:bCs w:val="false"/>
-          <w:i w:val="false"/>
-          <w:iCs w:val="false"/>
-          <w:sz w:val="24"/>
-          <w:szCs w:val="24"/>
-          <w:rtl/>
-        </w:rPr>
-        <w:t xml:space="preserve">35.</w:t>
-      </w:r>
-      <w:r>
-        <w:rPr>
-          <w:rFonts w:ascii="David" w:cs="David" w:eastAsia="David" w:hAnsi="David"/>
-          <w:sz w:val="24"/>
-          <w:szCs w:val="24"/>
-          <w:rtl/>
-        </w:rPr>
-        <w:tab/>
-      </w:r>
-      <w:r>
-        <w:rPr>
-          <w:rFonts w:ascii="David" w:cs="David" w:eastAsia="David" w:hAnsi="David"/>
-          <w:b w:val="false"/>
-          <w:bCs w:val="false"/>
-          <w:i w:val="false"/>
-          <w:iCs w:val="false"/>
-          <w:sz w:val="24"/>
-          <w:szCs w:val="24"/>
-          <w:rtl/>
-        </w:rPr>
-        <w:t xml:space="preserve">לחומר זה משקל ישיר לעניין הזכאות העצמאית לפי סעיף 3(ב) ולעניין ההשבה. ואולם התובעת החליטה בלא שפנתה לגורמי הרווחה, בנספח 4 אין לו כל התייחסות, ועניינה של הנתבעת לא הובא בפני הוועדה לבחינת מקרים חריגים.</w:t>
-      </w:r>
-    </w:p>
-    <w:p>
-      <w:pPr>
-        <w:tabs>
-          <w:tab w:val="start" w:pos="480"/>
-        </w:tabs>
-        <w:bidi/>
-        <w:spacing w:after="45" w:line="360" w:lineRule="auto"/>
-        <w:ind w:start="480" w:hanging="480"/>
-        <w:jc w:val="both"/>
-      </w:pPr>
-      <w:r>
-        <w:rPr>
-          <w:rFonts w:ascii="David" w:cs="David" w:eastAsia="David" w:hAnsi="David"/>
-          <w:b w:val="false"/>
-          <w:bCs w:val="false"/>
-          <w:i w:val="false"/>
-          <w:iCs w:val="false"/>
-          <w:sz w:val="24"/>
-          <w:szCs w:val="24"/>
-          <w:rtl/>
-        </w:rPr>
-        <w:t xml:space="preserve">36.</w:t>
+        <w:t xml:space="preserve">. וכבר בשנת 2013 פנתה הנתבעת בכתב אל משרד הבינוי והשיכון בבקשה לפתרון דיור, ותיארה כי אין לה קורת גג משלה.</w:t>
+      </w:r>
+    </w:p>
+    <w:p>
+      <w:pPr>
+        <w:tabs>
+          <w:tab w:val="start" w:pos="480"/>
+        </w:tabs>
+        <w:bidi/>
+        <w:spacing w:after="45" w:line="360" w:lineRule="auto"/>
+        <w:ind w:start="480" w:hanging="480"/>
+        <w:jc w:val="both"/>
+      </w:pPr>
+      <w:r>
+        <w:rPr>
+          <w:rFonts w:ascii="David" w:cs="David" w:eastAsia="David" w:hAnsi="David"/>
+          <w:b w:val="false"/>
+          <w:bCs w:val="false"/>
+          <w:i w:val="false"/>
+          <w:iCs w:val="false"/>
+          <w:sz w:val="24"/>
+          <w:szCs w:val="24"/>
+          <w:rtl/>
+        </w:rPr>
+        <w:t xml:space="preserve">44.</w:t>
+      </w:r>
+      <w:r>
+        <w:rPr>
+          <w:rFonts w:ascii="David" w:cs="David" w:eastAsia="David" w:hAnsi="David"/>
+          <w:sz w:val="24"/>
+          <w:szCs w:val="24"/>
+          <w:rtl/>
+        </w:rPr>
+        <w:tab/>
+      </w:r>
+      <w:r>
+        <w:rPr>
+          <w:rFonts w:ascii="David" w:cs="David" w:eastAsia="David" w:hAnsi="David"/>
+          <w:b w:val="false"/>
+          <w:bCs w:val="false"/>
+          <w:i w:val="false"/>
+          <w:iCs w:val="false"/>
+          <w:sz w:val="24"/>
+          <w:szCs w:val="24"/>
+          <w:rtl/>
+        </w:rPr>
+        <w:t xml:space="preserve">הפנייה נמסרה באמצעות מרכז אלונים, גורם רווחה ושיקום, ואושרה בחותמתו ביום 28.6.2013 (נספח ד'). לחומר זה משקל ישיר לעניין הזכאות העצמאית לפי סעיף 3(ב) ולעניין ההשבה.</w:t>
+      </w:r>
+    </w:p>
+    <w:p>
+      <w:pPr>
+        <w:tabs>
+          <w:tab w:val="start" w:pos="480"/>
+        </w:tabs>
+        <w:bidi/>
+        <w:spacing w:after="45" w:line="360" w:lineRule="auto"/>
+        <w:ind w:start="480" w:hanging="480"/>
+        <w:jc w:val="both"/>
+      </w:pPr>
+      <w:r>
+        <w:rPr>
+          <w:rFonts w:ascii="David" w:cs="David" w:eastAsia="David" w:hAnsi="David"/>
+          <w:b w:val="false"/>
+          <w:bCs w:val="false"/>
+          <w:i w:val="false"/>
+          <w:iCs w:val="false"/>
+          <w:sz w:val="24"/>
+          <w:szCs w:val="24"/>
+          <w:rtl/>
+        </w:rPr>
+        <w:t xml:space="preserve">45.</w:t>
+      </w:r>
+      <w:r>
+        <w:rPr>
+          <w:rFonts w:ascii="David" w:cs="David" w:eastAsia="David" w:hAnsi="David"/>
+          <w:sz w:val="24"/>
+          <w:szCs w:val="24"/>
+          <w:rtl/>
+        </w:rPr>
+        <w:tab/>
+      </w:r>
+      <w:r>
+        <w:rPr>
+          <w:rFonts w:ascii="David" w:cs="David" w:eastAsia="David" w:hAnsi="David"/>
+          <w:b w:val="false"/>
+          <w:bCs w:val="false"/>
+          <w:i w:val="false"/>
+          <w:iCs w:val="false"/>
+          <w:sz w:val="24"/>
+          <w:szCs w:val="24"/>
+          <w:rtl/>
+        </w:rPr>
+        <w:t xml:space="preserve">ואולם התובעת החליטה בלא שפנתה לגורמי הרווחה, בנספח 4 אין לחומר זה כל התייחסות, ועניינה של הנתבעת לא הובא בפני הוועדה לבחינת מקרים חריגים.</w:t>
+      </w:r>
+    </w:p>
+    <w:p>
+      <w:pPr>
+        <w:tabs>
+          <w:tab w:val="start" w:pos="480"/>
+        </w:tabs>
+        <w:bidi/>
+        <w:spacing w:after="45" w:line="360" w:lineRule="auto"/>
+        <w:ind w:start="480" w:hanging="480"/>
+        <w:jc w:val="both"/>
+      </w:pPr>
+      <w:r>
+        <w:rPr>
+          <w:rFonts w:ascii="David" w:cs="David" w:eastAsia="David" w:hAnsi="David"/>
+          <w:b w:val="false"/>
+          <w:bCs w:val="false"/>
+          <w:i w:val="false"/>
+          <w:iCs w:val="false"/>
+          <w:sz w:val="24"/>
+          <w:szCs w:val="24"/>
+          <w:rtl/>
+        </w:rPr>
+        <w:t xml:space="preserve">46.</w:t>
       </w:r>
       <w:r>
         <w:rPr>
@@ -2755,31 +3215,77 @@
           <w:szCs w:val="24"/>
           <w:rtl/>
         </w:rPr>
-        <w:t xml:space="preserve"> התובעת עותרת לסך 36,533.38 ₪, בחיוב חודשי של 2,948.85 ₪, בעוד היא עצמה קבעה באותה תקופה כי שכר הדירה נטו הוא 221.19 ₪. לא הוצגה חוות דעת לשווי, והכרטסת אינה ראיה אלא רישום פנימי; ואת הריבית גובה התובעת מכוח חוזה השכירות, שאת קיומו היא מכחישה.</w:t>
-      </w:r>
-    </w:p>
-    <w:p>
-      <w:pPr>
-        <w:tabs>
-          <w:tab w:val="start" w:pos="480"/>
-        </w:tabs>
-        <w:bidi/>
-        <w:spacing w:after="45" w:line="360" w:lineRule="auto"/>
-        <w:ind w:start="480" w:hanging="480"/>
-        <w:jc w:val="both"/>
-      </w:pPr>
-      <w:r>
-        <w:rPr>
-          <w:rFonts w:ascii="David" w:cs="David" w:eastAsia="David" w:hAnsi="David"/>
-          <w:b w:val="false"/>
-          <w:bCs w:val="false"/>
-          <w:i w:val="false"/>
-          <w:iCs w:val="false"/>
-          <w:sz w:val="24"/>
-          <w:szCs w:val="24"/>
-          <w:rtl/>
-        </w:rPr>
-        <w:t xml:space="preserve">37.</w:t>
+        <w:t xml:space="preserve"> התובעת עותרת לסך 36,533.38 ₪, בחיוב חודשי של 2,948.85 ₪, בעוד שכר הדירה נטו שקבעה היא עצמה עמד על 221.19 ₪, ולא הוצגה חוות דעת לשווי.</w:t>
+      </w:r>
+    </w:p>
+    <w:p>
+      <w:pPr>
+        <w:tabs>
+          <w:tab w:val="start" w:pos="480"/>
+        </w:tabs>
+        <w:bidi/>
+        <w:spacing w:after="45" w:line="360" w:lineRule="auto"/>
+        <w:ind w:start="480" w:hanging="480"/>
+        <w:jc w:val="both"/>
+      </w:pPr>
+      <w:r>
+        <w:rPr>
+          <w:rFonts w:ascii="David" w:cs="David" w:eastAsia="David" w:hAnsi="David"/>
+          <w:b w:val="false"/>
+          <w:bCs w:val="false"/>
+          <w:i w:val="false"/>
+          <w:iCs w:val="false"/>
+          <w:sz w:val="24"/>
+          <w:szCs w:val="24"/>
+          <w:rtl/>
+        </w:rPr>
+        <w:t xml:space="preserve">47.</w:t>
+      </w:r>
+      <w:r>
+        <w:rPr>
+          <w:rFonts w:ascii="David" w:cs="David" w:eastAsia="David" w:hAnsi="David"/>
+          <w:sz w:val="24"/>
+          <w:szCs w:val="24"/>
+          <w:rtl/>
+        </w:rPr>
+        <w:tab/>
+      </w:r>
+      <w:r>
+        <w:rPr>
+          <w:rFonts w:ascii="David" w:cs="David" w:eastAsia="David" w:hAnsi="David"/>
+          <w:b w:val="false"/>
+          <w:bCs w:val="false"/>
+          <w:i w:val="false"/>
+          <w:iCs w:val="false"/>
+          <w:sz w:val="24"/>
+          <w:szCs w:val="24"/>
+          <w:rtl/>
+        </w:rPr>
+        <w:t xml:space="preserve">הכרטסת אינה ראיה אלא רישום פנימי; ואת הריבית גובה התובעת מכוח חוזה השכירות, שאת קיומו היא עצמה מכחישה.</w:t>
+      </w:r>
+    </w:p>
+    <w:p>
+      <w:pPr>
+        <w:tabs>
+          <w:tab w:val="start" w:pos="480"/>
+        </w:tabs>
+        <w:bidi/>
+        <w:spacing w:after="45" w:line="360" w:lineRule="auto"/>
+        <w:ind w:start="480" w:hanging="480"/>
+        <w:jc w:val="both"/>
+      </w:pPr>
+      <w:r>
+        <w:rPr>
+          <w:rFonts w:ascii="David" w:cs="David" w:eastAsia="David" w:hAnsi="David"/>
+          <w:b w:val="false"/>
+          <w:bCs w:val="false"/>
+          <w:i w:val="false"/>
+          <w:iCs w:val="false"/>
+          <w:sz w:val="24"/>
+          <w:szCs w:val="24"/>
+          <w:rtl/>
+        </w:rPr>
+        <w:t xml:space="preserve">48.</w:t>
       </w:r>
       <w:r>
         <w:rPr>
@@ -2814,77 +3320,123 @@
           <w:szCs w:val="24"/>
           <w:rtl/>
         </w:rPr>
-        <w:t xml:space="preserve"> הנטען בסעיפים 1, 5, 6, 7, 8, 13, 14 ו-17 אינו מוכחש ככל שהוא נוגע לזהות הצדדים והדירה, לסמכות, להשכרת הדירה למנוח ולמועד פטירתו; ומוכחשת כל מסקנה משפטית הנגזרת מהם. הנטען בסעיפים 2, 9, 10, 15 ו-16 מוכחש: הנתבעת לא פלשה ואינה מחזיקה שלא כדין, ולא נשלחו אליה התראות.</w:t>
-      </w:r>
-    </w:p>
-    <w:p>
-      <w:pPr>
-        <w:tabs>
-          <w:tab w:val="start" w:pos="480"/>
-        </w:tabs>
-        <w:bidi/>
-        <w:spacing w:after="45" w:line="360" w:lineRule="auto"/>
-        <w:ind w:start="480" w:hanging="480"/>
-        <w:jc w:val="both"/>
-      </w:pPr>
-      <w:r>
-        <w:rPr>
-          <w:rFonts w:ascii="David" w:cs="David" w:eastAsia="David" w:hAnsi="David"/>
-          <w:b w:val="false"/>
-          <w:bCs w:val="false"/>
-          <w:i w:val="false"/>
-          <w:iCs w:val="false"/>
-          <w:sz w:val="24"/>
-          <w:szCs w:val="24"/>
-          <w:rtl/>
-        </w:rPr>
-        <w:t xml:space="preserve">38.</w:t>
-      </w:r>
-      <w:r>
-        <w:rPr>
-          <w:rFonts w:ascii="David" w:cs="David" w:eastAsia="David" w:hAnsi="David"/>
-          <w:sz w:val="24"/>
-          <w:szCs w:val="24"/>
-          <w:rtl/>
-        </w:rPr>
-        <w:tab/>
-      </w:r>
-      <w:r>
-        <w:rPr>
-          <w:rFonts w:ascii="David" w:cs="David" w:eastAsia="David" w:hAnsi="David"/>
-          <w:b w:val="false"/>
-          <w:bCs w:val="false"/>
-          <w:i w:val="false"/>
-          <w:iCs w:val="false"/>
-          <w:sz w:val="24"/>
-          <w:szCs w:val="24"/>
-          <w:rtl/>
-        </w:rPr>
-        <w:t xml:space="preserve">הנטען בסעיפים 3, 4, 11, 18, 19, 21, 22 ו-23 מוכחש מן הטעמים המפורטים לעיל; אין הכחשה לעצם קיומו של המסמך שבנספח 4, ומוכחש כי מדובר בהחלטה שנתקבלה כדין. סעיפים 12 ו-20 אינם טענות שבעובדה הטעונות הכחשה, ואשר לסעיף 20 יוער כי הדיור הציבורי אכן נועד למי שידה אינה משגת, ותכלית זו מכוונת אל הנתבעת.</w:t>
-      </w:r>
-    </w:p>
-    <w:p>
-      <w:pPr>
-        <w:tabs>
-          <w:tab w:val="start" w:pos="480"/>
-        </w:tabs>
-        <w:bidi/>
-        <w:spacing w:after="45" w:line="360" w:lineRule="auto"/>
-        <w:ind w:start="480" w:hanging="480"/>
-        <w:jc w:val="both"/>
-      </w:pPr>
-      <w:r>
-        <w:rPr>
-          <w:rFonts w:ascii="David" w:cs="David" w:eastAsia="David" w:hAnsi="David"/>
-          <w:b w:val="false"/>
-          <w:bCs w:val="false"/>
-          <w:i w:val="false"/>
-          <w:iCs w:val="false"/>
-          <w:sz w:val="24"/>
-          <w:szCs w:val="24"/>
-          <w:rtl/>
-        </w:rPr>
-        <w:t xml:space="preserve">39.</w:t>
+        <w:t xml:space="preserve"> הנטען בסעיפים 1, 5, 6, 7, 8, 13, 14 ו-17 אינו מוכחש ככל שהוא נוגע לזהות הצדדים והדירה, לסמכות, להשכרת הדירה למנוח ולמועד פטירתו; ומוכחשת כל מסקנה משפטית הנגזרת מהם.</w:t>
+      </w:r>
+    </w:p>
+    <w:p>
+      <w:pPr>
+        <w:tabs>
+          <w:tab w:val="start" w:pos="480"/>
+        </w:tabs>
+        <w:bidi/>
+        <w:spacing w:after="45" w:line="360" w:lineRule="auto"/>
+        <w:ind w:start="480" w:hanging="480"/>
+        <w:jc w:val="both"/>
+      </w:pPr>
+      <w:r>
+        <w:rPr>
+          <w:rFonts w:ascii="David" w:cs="David" w:eastAsia="David" w:hAnsi="David"/>
+          <w:b w:val="false"/>
+          <w:bCs w:val="false"/>
+          <w:i w:val="false"/>
+          <w:iCs w:val="false"/>
+          <w:sz w:val="24"/>
+          <w:szCs w:val="24"/>
+          <w:rtl/>
+        </w:rPr>
+        <w:t xml:space="preserve">49.</w:t>
+      </w:r>
+      <w:r>
+        <w:rPr>
+          <w:rFonts w:ascii="David" w:cs="David" w:eastAsia="David" w:hAnsi="David"/>
+          <w:sz w:val="24"/>
+          <w:szCs w:val="24"/>
+          <w:rtl/>
+        </w:rPr>
+        <w:tab/>
+      </w:r>
+      <w:r>
+        <w:rPr>
+          <w:rFonts w:ascii="David" w:cs="David" w:eastAsia="David" w:hAnsi="David"/>
+          <w:b w:val="false"/>
+          <w:bCs w:val="false"/>
+          <w:i w:val="false"/>
+          <w:iCs w:val="false"/>
+          <w:sz w:val="24"/>
+          <w:szCs w:val="24"/>
+          <w:rtl/>
+        </w:rPr>
+        <w:t xml:space="preserve">הנטען בסעיפים 2, 9, 10, 15 ו-16 מוכחש: הנתבעת לא פלשה ואינה מחזיקה שלא כדין, ולא נשלחו אליה התראות. הנטען בסעיפים 3, 4, 11, 18, 19, 21, 22 ו-23 מוכחש מן הטעמים המפורטים לעיל.</w:t>
+      </w:r>
+    </w:p>
+    <w:p>
+      <w:pPr>
+        <w:tabs>
+          <w:tab w:val="start" w:pos="480"/>
+        </w:tabs>
+        <w:bidi/>
+        <w:spacing w:after="45" w:line="360" w:lineRule="auto"/>
+        <w:ind w:start="480" w:hanging="480"/>
+        <w:jc w:val="both"/>
+      </w:pPr>
+      <w:r>
+        <w:rPr>
+          <w:rFonts w:ascii="David" w:cs="David" w:eastAsia="David" w:hAnsi="David"/>
+          <w:b w:val="false"/>
+          <w:bCs w:val="false"/>
+          <w:i w:val="false"/>
+          <w:iCs w:val="false"/>
+          <w:sz w:val="24"/>
+          <w:szCs w:val="24"/>
+          <w:rtl/>
+        </w:rPr>
+        <w:t xml:space="preserve">50.</w:t>
+      </w:r>
+      <w:r>
+        <w:rPr>
+          <w:rFonts w:ascii="David" w:cs="David" w:eastAsia="David" w:hAnsi="David"/>
+          <w:sz w:val="24"/>
+          <w:szCs w:val="24"/>
+          <w:rtl/>
+        </w:rPr>
+        <w:tab/>
+      </w:r>
+      <w:r>
+        <w:rPr>
+          <w:rFonts w:ascii="David" w:cs="David" w:eastAsia="David" w:hAnsi="David"/>
+          <w:b w:val="false"/>
+          <w:bCs w:val="false"/>
+          <w:i w:val="false"/>
+          <w:iCs w:val="false"/>
+          <w:sz w:val="24"/>
+          <w:szCs w:val="24"/>
+          <w:rtl/>
+        </w:rPr>
+        <w:t xml:space="preserve">אין הכחשה לעצם קיומו של המסמך שבנספח 4, ומוכחש כי מדובר בהחלטה שנתקבלה כדין. סעיפים 12 ו-20 אינם טענות שבעובדה הטעונות הכחשה; ואשר לסעיף 20, הדיור הציבורי אכן נועד למי שידה אינה משגת, ותכלית זו מכוונת אל הנתבעת.</w:t>
+      </w:r>
+    </w:p>
+    <w:p>
+      <w:pPr>
+        <w:tabs>
+          <w:tab w:val="start" w:pos="480"/>
+        </w:tabs>
+        <w:bidi/>
+        <w:spacing w:after="45" w:line="360" w:lineRule="auto"/>
+        <w:ind w:start="480" w:hanging="480"/>
+        <w:jc w:val="both"/>
+      </w:pPr>
+      <w:r>
+        <w:rPr>
+          <w:rFonts w:ascii="David" w:cs="David" w:eastAsia="David" w:hAnsi="David"/>
+          <w:b w:val="false"/>
+          <w:bCs w:val="false"/>
+          <w:i w:val="false"/>
+          <w:iCs w:val="false"/>
+          <w:sz w:val="24"/>
+          <w:szCs w:val="24"/>
+          <w:rtl/>
+        </w:rPr>
+        <w:t xml:space="preserve">51.</w:t>
       </w:r>
       <w:r>
         <w:rPr>
@@ -2919,7 +3471,53 @@
           <w:szCs w:val="24"/>
           <w:rtl/>
         </w:rPr>
-        <w:t xml:space="preserve"> לאור כל האמור מתבקש בית המשפט הנכבד לדחות את התביעה; לחלופין, למוחקה מחמת פיצול סעדים; לחלופין, לקבוע כי לא קמה עילה לדמי שימוש ראויים כל עוד לא נמסרה הודעה לפי סעיף 3(א) ולא חלפו תשעה חודשים ממסירתה; ולחלופי חלופין, להעמיד את החיוב על דמי השכירות המסובסדים בניכוי התשלומים ששולמו. כן מתבקש לחייב את התובעת בהוצאות.</w:t>
+        <w:t xml:space="preserve"> לאור כל האמור מתבקש בית המשפט הנכבד לדחות את התביעה; לחלופין, למוחקה מחמת פיצול סעדים; ולחלופין, לקבוע כי לא קמה עילה לדמי שימוש ראויים כל עוד לא נמסרה הודעה לפי סעיף 3(א) ולא חלפו תשעה חודשים ממסירתה.</w:t>
+      </w:r>
+    </w:p>
+    <w:p>
+      <w:pPr>
+        <w:tabs>
+          <w:tab w:val="start" w:pos="480"/>
+        </w:tabs>
+        <w:bidi/>
+        <w:spacing w:after="45" w:line="360" w:lineRule="auto"/>
+        <w:ind w:start="480" w:hanging="480"/>
+        <w:jc w:val="both"/>
+      </w:pPr>
+      <w:r>
+        <w:rPr>
+          <w:rFonts w:ascii="David" w:cs="David" w:eastAsia="David" w:hAnsi="David"/>
+          <w:b w:val="false"/>
+          <w:bCs w:val="false"/>
+          <w:i w:val="false"/>
+          <w:iCs w:val="false"/>
+          <w:sz w:val="24"/>
+          <w:szCs w:val="24"/>
+          <w:rtl/>
+        </w:rPr>
+        <w:t xml:space="preserve">52.</w:t>
+      </w:r>
+      <w:r>
+        <w:rPr>
+          <w:rFonts w:ascii="David" w:cs="David" w:eastAsia="David" w:hAnsi="David"/>
+          <w:sz w:val="24"/>
+          <w:szCs w:val="24"/>
+          <w:rtl/>
+        </w:rPr>
+        <w:tab/>
+      </w:r>
+      <w:r>
+        <w:rPr>
+          <w:rFonts w:ascii="David" w:cs="David" w:eastAsia="David" w:hAnsi="David"/>
+          <w:b w:val="false"/>
+          <w:bCs w:val="false"/>
+          <w:i w:val="false"/>
+          <w:iCs w:val="false"/>
+          <w:sz w:val="24"/>
+          <w:szCs w:val="24"/>
+          <w:rtl/>
+        </w:rPr>
+        <w:t xml:space="preserve">ולחלופי חלופין, להעמיד את החיוב על דמי השכירות המסובסדים בניכוי התשלומים ששולמו. כן מתבקש לחייב את התובעת בהוצאות.</w:t>
       </w:r>
     </w:p>
     <w:p>
